--- a/reporte_tecnico/Reporte_Tecnico_Segundo_Parcial_Equipo04.docx
+++ b/reporte_tecnico/Reporte_Tecnico_Segundo_Parcial_Equipo04.docx
@@ -786,7 +786,7 @@
               <w:keepNext w:val="0"/>
             </w:pPr>
             <w:r>
-              <w:t>4.2</w:t>
+              <w:t>4.3</w:t>
             </w:r>
           </w:p>
         </w:tc>
@@ -1176,6 +1176,47 @@
             </w:pPr>
             <w:r>
               <w:t>Cambio</w:t>
+            </w:r>
+          </w:p>
+        </w:tc>
+      </w:tr>
+      <w:tr>
+        <w:tc>
+          <w:tcPr>
+            <w:tcW w:type="dxa" w:w="3120"/>
+          </w:tcPr>
+          <w:p>
+            <w:pPr>
+              <w:keepNext w:val="0"/>
+            </w:pPr>
+            <w:r>
+              <w:t>4.3</w:t>
+            </w:r>
+          </w:p>
+        </w:tc>
+        <w:tc>
+          <w:tcPr>
+            <w:tcW w:type="dxa" w:w="3120"/>
+          </w:tcPr>
+          <w:p>
+            <w:pPr>
+              <w:keepNext w:val="0"/>
+            </w:pPr>
+            <w:r>
+              <w:t>13-oct-2026</w:t>
+            </w:r>
+          </w:p>
+        </w:tc>
+        <w:tc>
+          <w:tcPr>
+            <w:tcW w:type="dxa" w:w="3120"/>
+          </w:tcPr>
+          <w:p>
+            <w:pPr>
+              <w:keepNext w:val="0"/>
+            </w:pPr>
+            <w:r>
+              <w:t>Enlace del video; filas Diseño, Tecnología y Despliegue en las diez fichas de microservicio; evidencias complementarias de DOC-11, PLA-17 y USR-08.</w:t>
             </w:r>
           </w:p>
         </w:tc>
@@ -13631,6 +13672,74 @@
               <w:keepNext w:val="0"/>
             </w:pPr>
             <w:r>
+              <w:t>Diseño</w:t>
+            </w:r>
+          </w:p>
+        </w:tc>
+        <w:tc>
+          <w:tcPr>
+            <w:tcW w:w="4680" w:type="dxa"/>
+          </w:tcPr>
+          <w:p>
+            <w:pPr>
+              <w:keepNext w:val="0"/>
+              <w:rPr>
+                <w:lang w:val="es-MX"/>
+              </w:rPr>
+            </w:pPr>
+            <w:r>
+              <w:rPr>
+                <w:lang w:val="es-MX"/>
+              </w:rPr>
+              <w:t>servicios/auth/app.py sobre la plantilla comun/base.py: login con bcrypt y conteo de intentos en Redis, emisión del acceso (JWT HS256) y de una renovación opaca de un solo uso, revocación por jti y validación de la sesión.</w:t>
+            </w:r>
+          </w:p>
+        </w:tc>
+      </w:tr>
+      <w:tr>
+        <w:tc>
+          <w:tcPr>
+            <w:tcW w:w="4680" w:type="dxa"/>
+          </w:tcPr>
+          <w:p>
+            <w:pPr>
+              <w:keepNext w:val="0"/>
+            </w:pPr>
+            <w:r>
+              <w:t>Tecnología</w:t>
+            </w:r>
+          </w:p>
+        </w:tc>
+        <w:tc>
+          <w:tcPr>
+            <w:tcW w:w="4680" w:type="dxa"/>
+          </w:tcPr>
+          <w:p>
+            <w:pPr>
+              <w:keepNext w:val="0"/>
+              <w:rPr>
+                <w:lang w:val="es-MX"/>
+              </w:rPr>
+            </w:pPr>
+            <w:r>
+              <w:rPr>
+                <w:lang w:val="es-MX"/>
+              </w:rPr>
+              <w:t>Python 3.12, Flask 3.1.3 y Gunicorn 23.0 (2 workers); psycopg 3.3.5 (PostgreSQL), redis 5.2.1, pymongo 4.18.3, PyJWT 2.10.1, lxml 6.0.2 y defusedxml 0.7.1 (XML y XSD). Versiones fijadas en servicios/requirements.txt. Además bcrypt 4.2.1 para las contraseñas.</w:t>
+            </w:r>
+          </w:p>
+        </w:tc>
+      </w:tr>
+      <w:tr>
+        <w:tc>
+          <w:tcPr>
+            <w:tcW w:w="4680" w:type="dxa"/>
+          </w:tcPr>
+          <w:p>
+            <w:pPr>
+              <w:keepNext w:val="0"/>
+            </w:pPr>
+            <w:r>
               <w:lastRenderedPageBreak/>
               <w:t>Endpoints</w:t>
             </w:r>
@@ -14058,6 +14167,40 @@
                 <w:lang w:val="es-MX"/>
               </w:rPr>
               <w:t>Los otros nueve servicios y el web validan sus tokens con la misma llave y las mismas claves Redis</w:t>
+            </w:r>
+          </w:p>
+        </w:tc>
+      </w:tr>
+      <w:tr>
+        <w:tc>
+          <w:tcPr>
+            <w:tcW w:w="4680" w:type="dxa"/>
+          </w:tcPr>
+          <w:p>
+            <w:pPr>
+              <w:keepNext w:val="0"/>
+            </w:pPr>
+            <w:r>
+              <w:t>Despliegue</w:t>
+            </w:r>
+          </w:p>
+        </w:tc>
+        <w:tc>
+          <w:tcPr>
+            <w:tcW w:w="4680" w:type="dxa"/>
+          </w:tcPr>
+          <w:p>
+            <w:pPr>
+              <w:keepNext w:val="0"/>
+              <w:rPr>
+                <w:lang w:val="es-MX"/>
+              </w:rPr>
+            </w:pPr>
+            <w:r>
+              <w:rPr>
+                <w:lang w:val="es-MX"/>
+              </w:rPr>
+              <w:t>servicios/auth/Dockerfile (python:3.12-slim, usuario sin privilegios, Gunicorn con 2 workers y HEALTHCHECK sobre /health); contenedor auth en el puerto 5101; variables SECRET_KEY, PG_DSN, REDIS_URL y MONGO_URL; arranca cuando migraciones termina y redis y mongo están sanos (docker-compose.integrado.yml).</w:t>
             </w:r>
           </w:p>
         </w:tc>
@@ -14275,6 +14418,74 @@
               <w:keepNext w:val="0"/>
             </w:pPr>
             <w:r>
+              <w:t>Diseño</w:t>
+            </w:r>
+          </w:p>
+        </w:tc>
+        <w:tc>
+          <w:tcPr>
+            <w:tcW w:w="4680" w:type="dxa"/>
+          </w:tcPr>
+          <w:p>
+            <w:pPr>
+              <w:keepNext w:val="0"/>
+              <w:rPr>
+                <w:lang w:val="es-MX"/>
+              </w:rPr>
+            </w:pPr>
+            <w:r>
+              <w:rPr>
+                <w:lang w:val="es-MX"/>
+              </w:rPr>
+              <w:t>servicios/usuarios/app.py: perfil propio (GET, PATCH y PUT) y directorio administrativo con búsqueda, filtro por rol y paginación; los permisos salen de la tabla rol_permiso.</w:t>
+            </w:r>
+          </w:p>
+        </w:tc>
+      </w:tr>
+      <w:tr>
+        <w:tc>
+          <w:tcPr>
+            <w:tcW w:w="4680" w:type="dxa"/>
+          </w:tcPr>
+          <w:p>
+            <w:pPr>
+              <w:keepNext w:val="0"/>
+            </w:pPr>
+            <w:r>
+              <w:t>Tecnología</w:t>
+            </w:r>
+          </w:p>
+        </w:tc>
+        <w:tc>
+          <w:tcPr>
+            <w:tcW w:w="4680" w:type="dxa"/>
+          </w:tcPr>
+          <w:p>
+            <w:pPr>
+              <w:keepNext w:val="0"/>
+              <w:rPr>
+                <w:lang w:val="es-MX"/>
+              </w:rPr>
+            </w:pPr>
+            <w:r>
+              <w:rPr>
+                <w:lang w:val="es-MX"/>
+              </w:rPr>
+              <w:t>Python 3.12, Flask 3.1.3 y Gunicorn 23.0 (2 workers); psycopg 3.3.5 (PostgreSQL), redis 5.2.1, pymongo 4.18.3, PyJWT 2.10.1, lxml 6.0.2 y defusedxml 0.7.1 (XML y XSD). Versiones fijadas en servicios/requirements.txt.</w:t>
+            </w:r>
+          </w:p>
+        </w:tc>
+      </w:tr>
+      <w:tr>
+        <w:tc>
+          <w:tcPr>
+            <w:tcW w:w="4680" w:type="dxa"/>
+          </w:tcPr>
+          <w:p>
+            <w:pPr>
+              <w:keepNext w:val="0"/>
+            </w:pPr>
+            <w:r>
               <w:t>Endpoints</w:t>
             </w:r>
           </w:p>
@@ -14604,6 +14815,34 @@
             </w:pPr>
             <w:r>
               <w:t xml:space="preserve">Autenticación (token); app Android (perfil editable)</w:t>
+            </w:r>
+          </w:p>
+        </w:tc>
+      </w:tr>
+      <w:tr>
+        <w:tc>
+          <w:tcPr>
+            <w:tcW w:w="4680" w:type="dxa"/>
+          </w:tcPr>
+          <w:p>
+            <w:pPr>
+              <w:keepNext w:val="0"/>
+            </w:pPr>
+            <w:r>
+              <w:t>Despliegue</w:t>
+            </w:r>
+          </w:p>
+        </w:tc>
+        <w:tc>
+          <w:tcPr>
+            <w:tcW w:w="4680" w:type="dxa"/>
+          </w:tcPr>
+          <w:p>
+            <w:pPr>
+              <w:keepNext w:val="0"/>
+            </w:pPr>
+            <w:r>
+              <w:t>servicios/usuarios/Dockerfile (python:3.12-slim, usuario sin privilegios, Gunicorn con 2 workers y HEALTHCHECK sobre /health); contenedor usuarios en el puerto 5102; variables SECRET_KEY, PG_DSN, REDIS_URL y MONGO_URL; arranca cuando migraciones termina y redis y mongo están sanos (docker-compose.integrado.yml).</w:t>
             </w:r>
           </w:p>
         </w:tc>
@@ -14808,6 +15047,74 @@
               <w:keepNext w:val="0"/>
             </w:pPr>
             <w:r>
+              <w:t>Diseño</w:t>
+            </w:r>
+          </w:p>
+        </w:tc>
+        <w:tc>
+          <w:tcPr>
+            <w:tcW w:w="4680" w:type="dxa"/>
+          </w:tcPr>
+          <w:p>
+            <w:pPr>
+              <w:keepNext w:val="0"/>
+              <w:rPr>
+                <w:lang w:val="es-MX"/>
+              </w:rPr>
+            </w:pPr>
+            <w:r>
+              <w:rPr>
+                <w:lang w:val="es-MX"/>
+              </w:rPr>
+              <w:t>servicios/productos/app.py: consulta de solo lectura con filtros q, categoria_id y estatus; caché de Redis en comun/catalogo.py (cache:catalogo:productos:*, TTL 300 s).</w:t>
+            </w:r>
+          </w:p>
+        </w:tc>
+      </w:tr>
+      <w:tr>
+        <w:tc>
+          <w:tcPr>
+            <w:tcW w:w="4680" w:type="dxa"/>
+          </w:tcPr>
+          <w:p>
+            <w:pPr>
+              <w:keepNext w:val="0"/>
+            </w:pPr>
+            <w:r>
+              <w:t>Tecnología</w:t>
+            </w:r>
+          </w:p>
+        </w:tc>
+        <w:tc>
+          <w:tcPr>
+            <w:tcW w:w="4680" w:type="dxa"/>
+          </w:tcPr>
+          <w:p>
+            <w:pPr>
+              <w:keepNext w:val="0"/>
+              <w:rPr>
+                <w:lang w:val="es-MX"/>
+              </w:rPr>
+            </w:pPr>
+            <w:r>
+              <w:rPr>
+                <w:lang w:val="es-MX"/>
+              </w:rPr>
+              <w:t>Python 3.12, Flask 3.1.3 y Gunicorn 23.0 (2 workers); psycopg 3.3.5 (PostgreSQL), redis 5.2.1, pymongo 4.18.3, PyJWT 2.10.1, lxml 6.0.2 y defusedxml 0.7.1 (XML y XSD). Versiones fijadas en servicios/requirements.txt.</w:t>
+            </w:r>
+          </w:p>
+        </w:tc>
+      </w:tr>
+      <w:tr>
+        <w:tc>
+          <w:tcPr>
+            <w:tcW w:w="4680" w:type="dxa"/>
+          </w:tcPr>
+          <w:p>
+            <w:pPr>
+              <w:keepNext w:val="0"/>
+            </w:pPr>
+            <w:r>
               <w:t>Endpoints</w:t>
             </w:r>
           </w:p>
@@ -15240,6 +15547,40 @@
                 <w:lang w:val="es-MX"/>
               </w:rPr>
               <w:t>Clientes consultan productos por 5103; las altas y cambios permanecen en la web</w:t>
+            </w:r>
+          </w:p>
+        </w:tc>
+      </w:tr>
+      <w:tr>
+        <w:tc>
+          <w:tcPr>
+            <w:tcW w:w="4680" w:type="dxa"/>
+          </w:tcPr>
+          <w:p>
+            <w:pPr>
+              <w:keepNext w:val="0"/>
+            </w:pPr>
+            <w:r>
+              <w:t>Despliegue</w:t>
+            </w:r>
+          </w:p>
+        </w:tc>
+        <w:tc>
+          <w:tcPr>
+            <w:tcW w:w="4680" w:type="dxa"/>
+          </w:tcPr>
+          <w:p>
+            <w:pPr>
+              <w:keepNext w:val="0"/>
+              <w:rPr>
+                <w:lang w:val="es-MX"/>
+              </w:rPr>
+            </w:pPr>
+            <w:r>
+              <w:rPr>
+                <w:lang w:val="es-MX"/>
+              </w:rPr>
+              <w:t>servicios/productos/Dockerfile (python:3.12-slim, usuario sin privilegios, Gunicorn con 2 workers y HEALTHCHECK sobre /health); contenedor productos en el puerto 5103; variables SECRET_KEY, PG_DSN, REDIS_URL y MONGO_URL; arranca cuando migraciones termina y redis y mongo están sanos (docker-compose.integrado.yml).</w:t>
             </w:r>
           </w:p>
         </w:tc>
@@ -15443,6 +15784,74 @@
               <w:keepNext w:val="0"/>
             </w:pPr>
             <w:r>
+              <w:t>Diseño</w:t>
+            </w:r>
+          </w:p>
+        </w:tc>
+        <w:tc>
+          <w:tcPr>
+            <w:tcW w:w="4680" w:type="dxa"/>
+          </w:tcPr>
+          <w:p>
+            <w:pPr>
+              <w:keepNext w:val="0"/>
+              <w:rPr>
+                <w:lang w:val="es-MX"/>
+              </w:rPr>
+            </w:pPr>
+            <w:r>
+              <w:rPr>
+                <w:lang w:val="es-MX"/>
+              </w:rPr>
+              <w:t>servicios/pedidos/app.py: consulta con el ámbito de cada perfil, historial y cambio de estado; el trigger fn_valida_transicion decide si la transición es válida y escribe historial y auditoría.</w:t>
+            </w:r>
+          </w:p>
+        </w:tc>
+      </w:tr>
+      <w:tr>
+        <w:tc>
+          <w:tcPr>
+            <w:tcW w:w="4680" w:type="dxa"/>
+          </w:tcPr>
+          <w:p>
+            <w:pPr>
+              <w:keepNext w:val="0"/>
+            </w:pPr>
+            <w:r>
+              <w:t>Tecnología</w:t>
+            </w:r>
+          </w:p>
+        </w:tc>
+        <w:tc>
+          <w:tcPr>
+            <w:tcW w:w="4680" w:type="dxa"/>
+          </w:tcPr>
+          <w:p>
+            <w:pPr>
+              <w:keepNext w:val="0"/>
+              <w:rPr>
+                <w:lang w:val="es-MX"/>
+              </w:rPr>
+            </w:pPr>
+            <w:r>
+              <w:rPr>
+                <w:lang w:val="es-MX"/>
+              </w:rPr>
+              <w:t>Python 3.12, Flask 3.1.3 y Gunicorn 23.0 (2 workers); psycopg 3.3.5 (PostgreSQL), redis 5.2.1, pymongo 4.18.3, PyJWT 2.10.1, lxml 6.0.2 y defusedxml 0.7.1 (XML y XSD). Versiones fijadas en servicios/requirements.txt.</w:t>
+            </w:r>
+          </w:p>
+        </w:tc>
+      </w:tr>
+      <w:tr>
+        <w:tc>
+          <w:tcPr>
+            <w:tcW w:w="4680" w:type="dxa"/>
+          </w:tcPr>
+          <w:p>
+            <w:pPr>
+              <w:keepNext w:val="0"/>
+            </w:pPr>
+            <w:r>
               <w:t>Endpoints</w:t>
             </w:r>
           </w:p>
@@ -15944,6 +16353,40 @@
                 <w:lang w:val="es-MX"/>
               </w:rPr>
               <w:t>Web (detalle del pedido); entregas (los cierres van por allá)</w:t>
+            </w:r>
+          </w:p>
+        </w:tc>
+      </w:tr>
+      <w:tr>
+        <w:tc>
+          <w:tcPr>
+            <w:tcW w:w="4680" w:type="dxa"/>
+          </w:tcPr>
+          <w:p>
+            <w:pPr>
+              <w:keepNext w:val="0"/>
+            </w:pPr>
+            <w:r>
+              <w:t>Despliegue</w:t>
+            </w:r>
+          </w:p>
+        </w:tc>
+        <w:tc>
+          <w:tcPr>
+            <w:tcW w:w="4680" w:type="dxa"/>
+          </w:tcPr>
+          <w:p>
+            <w:pPr>
+              <w:keepNext w:val="0"/>
+              <w:rPr>
+                <w:lang w:val="es-MX"/>
+              </w:rPr>
+            </w:pPr>
+            <w:r>
+              <w:rPr>
+                <w:lang w:val="es-MX"/>
+              </w:rPr>
+              <w:t>servicios/pedidos/Dockerfile (python:3.12-slim, usuario sin privilegios, Gunicorn con 2 workers y HEALTHCHECK sobre /health); contenedor pedidos en el puerto 5104; variables SECRET_KEY, PG_DSN, REDIS_URL y MONGO_URL; arranca cuando migraciones termina y redis y mongo están sanos (docker-compose.integrado.yml).</w:t>
             </w:r>
           </w:p>
         </w:tc>
@@ -16149,6 +16592,74 @@
               <w:keepNext w:val="0"/>
             </w:pPr>
             <w:r>
+              <w:t>Diseño</w:t>
+            </w:r>
+          </w:p>
+        </w:tc>
+        <w:tc>
+          <w:tcPr>
+            <w:tcW w:w="4680" w:type="dxa"/>
+          </w:tcPr>
+          <w:p>
+            <w:pPr>
+              <w:keepNext w:val="0"/>
+              <w:rPr>
+                <w:lang w:val="es-MX"/>
+              </w:rPr>
+            </w:pPr>
+            <w:r>
+              <w:rPr>
+                <w:lang w:val="es-MX"/>
+              </w:rPr>
+              <w:t>servicios/entregas/app.py: paradas por ámbito (repartidor, operador y supervisor) y cierre en una sola transacción con FOR UPDATE, UUID único (id_cliente_local) y reglas RN27 a RN29; la operación se registra en MongoDB.</w:t>
+            </w:r>
+          </w:p>
+        </w:tc>
+      </w:tr>
+      <w:tr>
+        <w:tc>
+          <w:tcPr>
+            <w:tcW w:w="4680" w:type="dxa"/>
+          </w:tcPr>
+          <w:p>
+            <w:pPr>
+              <w:keepNext w:val="0"/>
+            </w:pPr>
+            <w:r>
+              <w:t>Tecnología</w:t>
+            </w:r>
+          </w:p>
+        </w:tc>
+        <w:tc>
+          <w:tcPr>
+            <w:tcW w:w="4680" w:type="dxa"/>
+          </w:tcPr>
+          <w:p>
+            <w:pPr>
+              <w:keepNext w:val="0"/>
+              <w:rPr>
+                <w:lang w:val="es-MX"/>
+              </w:rPr>
+            </w:pPr>
+            <w:r>
+              <w:rPr>
+                <w:lang w:val="es-MX"/>
+              </w:rPr>
+              <w:t>Python 3.12, Flask 3.1.3 y Gunicorn 23.0 (2 workers); psycopg 3.3.5 (PostgreSQL), redis 5.2.1, pymongo 4.18.3, PyJWT 2.10.1, lxml 6.0.2 y defusedxml 0.7.1 (XML y XSD). Versiones fijadas en servicios/requirements.txt.</w:t>
+            </w:r>
+          </w:p>
+        </w:tc>
+      </w:tr>
+      <w:tr>
+        <w:tc>
+          <w:tcPr>
+            <w:tcW w:w="4680" w:type="dxa"/>
+          </w:tcPr>
+          <w:p>
+            <w:pPr>
+              <w:keepNext w:val="0"/>
+            </w:pPr>
+            <w:r>
               <w:t>Endpoints</w:t>
             </w:r>
           </w:p>
@@ -16587,6 +17098,40 @@
                 <w:lang w:val="es-MX"/>
               </w:rPr>
               <w:t>Referencias de Documentos verificadas en MongoDB; avisos por trigger; el recorrido es responsabilidad de Seguimiento</w:t>
+            </w:r>
+          </w:p>
+        </w:tc>
+      </w:tr>
+      <w:tr>
+        <w:tc>
+          <w:tcPr>
+            <w:tcW w:w="4680" w:type="dxa"/>
+          </w:tcPr>
+          <w:p>
+            <w:pPr>
+              <w:keepNext w:val="0"/>
+            </w:pPr>
+            <w:r>
+              <w:t>Despliegue</w:t>
+            </w:r>
+          </w:p>
+        </w:tc>
+        <w:tc>
+          <w:tcPr>
+            <w:tcW w:w="4680" w:type="dxa"/>
+          </w:tcPr>
+          <w:p>
+            <w:pPr>
+              <w:keepNext w:val="0"/>
+              <w:rPr>
+                <w:lang w:val="es-MX"/>
+              </w:rPr>
+            </w:pPr>
+            <w:r>
+              <w:rPr>
+                <w:lang w:val="es-MX"/>
+              </w:rPr>
+              <w:t>servicios/entregas/Dockerfile (python:3.12-slim, usuario sin privilegios, Gunicorn con 2 workers y HEALTHCHECK sobre /health); contenedor entregas en el puerto 5105; variables SECRET_KEY, PG_DSN, REDIS_URL y MONGO_URL; arranca cuando migraciones termina y redis y mongo están sanos (docker-compose.integrado.yml).</w:t>
             </w:r>
           </w:p>
         </w:tc>
@@ -16799,6 +17344,74 @@
               <w:keepNext w:val="0"/>
             </w:pPr>
             <w:r>
+              <w:t>Diseño</w:t>
+            </w:r>
+          </w:p>
+        </w:tc>
+        <w:tc>
+          <w:tcPr>
+            <w:tcW w:w="4680" w:type="dxa"/>
+          </w:tcPr>
+          <w:p>
+            <w:pPr>
+              <w:keepNext w:val="0"/>
+              <w:rPr>
+                <w:lang w:val="es-MX"/>
+              </w:rPr>
+            </w:pPr>
+            <w:r>
+              <w:rPr>
+                <w:lang w:val="es-MX"/>
+              </w:rPr>
+              <w:t>servicios/planeacion/app.py: candidatos, decisión, simulación y escenarios; reutiliza planeacion_calc.py y las consultas del web para dar los mismos números y guarda cada simulación en MongoDB (ejecuciones_analiticas).</w:t>
+            </w:r>
+          </w:p>
+        </w:tc>
+      </w:tr>
+      <w:tr>
+        <w:tc>
+          <w:tcPr>
+            <w:tcW w:w="4680" w:type="dxa"/>
+          </w:tcPr>
+          <w:p>
+            <w:pPr>
+              <w:keepNext w:val="0"/>
+            </w:pPr>
+            <w:r>
+              <w:t>Tecnología</w:t>
+            </w:r>
+          </w:p>
+        </w:tc>
+        <w:tc>
+          <w:tcPr>
+            <w:tcW w:w="4680" w:type="dxa"/>
+          </w:tcPr>
+          <w:p>
+            <w:pPr>
+              <w:keepNext w:val="0"/>
+              <w:rPr>
+                <w:lang w:val="es-MX"/>
+              </w:rPr>
+            </w:pPr>
+            <w:r>
+              <w:rPr>
+                <w:lang w:val="es-MX"/>
+              </w:rPr>
+              <w:t>Python 3.12, Flask 3.1.3 y Gunicorn 23.0 (2 workers); psycopg 3.3.5 (PostgreSQL), redis 5.2.1, pymongo 4.18.3, PyJWT 2.10.1, lxml 6.0.2 y defusedxml 0.7.1 (XML y XSD). Versiones fijadas en servicios/requirements.txt.</w:t>
+            </w:r>
+          </w:p>
+        </w:tc>
+      </w:tr>
+      <w:tr>
+        <w:tc>
+          <w:tcPr>
+            <w:tcW w:w="4680" w:type="dxa"/>
+          </w:tcPr>
+          <w:p>
+            <w:pPr>
+              <w:keepNext w:val="0"/>
+            </w:pPr>
+            <w:r>
               <w:t>Endpoints</w:t>
             </w:r>
           </w:p>
@@ -17258,6 +17871,40 @@
               <w:t xml:space="preserve"> y las consultas del web: mismos números en web y API; escenarios </w:t>
               <w:lastRenderedPageBreak/>
               <w:t>compartidos con el web</w:t>
+            </w:r>
+          </w:p>
+        </w:tc>
+      </w:tr>
+      <w:tr>
+        <w:tc>
+          <w:tcPr>
+            <w:tcW w:w="4680" w:type="dxa"/>
+          </w:tcPr>
+          <w:p>
+            <w:pPr>
+              <w:keepNext w:val="0"/>
+            </w:pPr>
+            <w:r>
+              <w:t>Despliegue</w:t>
+            </w:r>
+          </w:p>
+        </w:tc>
+        <w:tc>
+          <w:tcPr>
+            <w:tcW w:w="4680" w:type="dxa"/>
+          </w:tcPr>
+          <w:p>
+            <w:pPr>
+              <w:keepNext w:val="0"/>
+              <w:rPr>
+                <w:lang w:val="es-MX"/>
+              </w:rPr>
+            </w:pPr>
+            <w:r>
+              <w:rPr>
+                <w:lang w:val="es-MX"/>
+              </w:rPr>
+              <w:t>servicios/planeacion/Dockerfile (python:3.12-slim, usuario sin privilegios, Gunicorn con 2 workers y HEALTHCHECK sobre /health); contenedor planeacion en el puerto 5106; variables SECRET_KEY, PG_DSN, REDIS_URL y MONGO_URL; arranca cuando migraciones termina y redis y mongo están sanos (docker-compose.integrado.yml).</w:t>
             </w:r>
           </w:p>
         </w:tc>
@@ -17470,6 +18117,74 @@
               <w:keepNext w:val="0"/>
             </w:pPr>
             <w:r>
+              <w:t>Diseño</w:t>
+            </w:r>
+          </w:p>
+        </w:tc>
+        <w:tc>
+          <w:tcPr>
+            <w:tcW w:w="4680" w:type="dxa"/>
+          </w:tcPr>
+          <w:p>
+            <w:pPr>
+              <w:keepNext w:val="0"/>
+              <w:rPr>
+                <w:lang w:val="es-MX"/>
+              </w:rPr>
+            </w:pPr>
+            <w:r>
+              <w:rPr>
+                <w:lang w:val="es-MX"/>
+              </w:rPr>
+              <w:t>servicios/documentos/app.py: archivos de hasta 5 MB en MongoDB (binario, SHA-256 y validación de la firma del archivo), referencia {tipo, id} y resumen por agregación.</w:t>
+            </w:r>
+          </w:p>
+        </w:tc>
+      </w:tr>
+      <w:tr>
+        <w:tc>
+          <w:tcPr>
+            <w:tcW w:w="4680" w:type="dxa"/>
+          </w:tcPr>
+          <w:p>
+            <w:pPr>
+              <w:keepNext w:val="0"/>
+            </w:pPr>
+            <w:r>
+              <w:t>Tecnología</w:t>
+            </w:r>
+          </w:p>
+        </w:tc>
+        <w:tc>
+          <w:tcPr>
+            <w:tcW w:w="4680" w:type="dxa"/>
+          </w:tcPr>
+          <w:p>
+            <w:pPr>
+              <w:keepNext w:val="0"/>
+              <w:rPr>
+                <w:lang w:val="es-MX"/>
+              </w:rPr>
+            </w:pPr>
+            <w:r>
+              <w:rPr>
+                <w:lang w:val="es-MX"/>
+              </w:rPr>
+              <w:t>Python 3.12, Flask 3.1.3 y Gunicorn 23.0 (2 workers); psycopg 3.3.5 (PostgreSQL), redis 5.2.1, pymongo 4.18.3, PyJWT 2.10.1, lxml 6.0.2 y defusedxml 0.7.1 (XML y XSD). Versiones fijadas en servicios/requirements.txt.</w:t>
+            </w:r>
+          </w:p>
+        </w:tc>
+      </w:tr>
+      <w:tr>
+        <w:tc>
+          <w:tcPr>
+            <w:tcW w:w="4680" w:type="dxa"/>
+          </w:tcPr>
+          <w:p>
+            <w:pPr>
+              <w:keepNext w:val="0"/>
+            </w:pPr>
+            <w:r>
               <w:t>Endpoints</w:t>
             </w:r>
           </w:p>
@@ -17831,6 +18546,40 @@
                 <w:lang w:val="es-MX"/>
               </w:rPr>
               <w:t>Entregas (evidencia del cierre); web (ver y adjuntar desde el detalle del pedido)</w:t>
+            </w:r>
+          </w:p>
+        </w:tc>
+      </w:tr>
+      <w:tr>
+        <w:tc>
+          <w:tcPr>
+            <w:tcW w:w="4680" w:type="dxa"/>
+          </w:tcPr>
+          <w:p>
+            <w:pPr>
+              <w:keepNext w:val="0"/>
+            </w:pPr>
+            <w:r>
+              <w:t>Despliegue</w:t>
+            </w:r>
+          </w:p>
+        </w:tc>
+        <w:tc>
+          <w:tcPr>
+            <w:tcW w:w="4680" w:type="dxa"/>
+          </w:tcPr>
+          <w:p>
+            <w:pPr>
+              <w:keepNext w:val="0"/>
+              <w:rPr>
+                <w:lang w:val="es-MX"/>
+              </w:rPr>
+            </w:pPr>
+            <w:r>
+              <w:rPr>
+                <w:lang w:val="es-MX"/>
+              </w:rPr>
+              <w:t>servicios/documentos/Dockerfile (python:3.12-slim, usuario sin privilegios, Gunicorn con 2 workers y HEALTHCHECK sobre /health); contenedor documentos en el puerto 5107; variables SECRET_KEY, PG_DSN, REDIS_URL y MONGO_URL; arranca cuando migraciones termina y redis y mongo están sanos (docker-compose.integrado.yml).</w:t>
             </w:r>
           </w:p>
         </w:tc>
@@ -18048,6 +18797,74 @@
               <w:keepNext w:val="0"/>
             </w:pPr>
             <w:r>
+              <w:t>Diseño</w:t>
+            </w:r>
+          </w:p>
+        </w:tc>
+        <w:tc>
+          <w:tcPr>
+            <w:tcW w:w="4680" w:type="dxa"/>
+          </w:tcPr>
+          <w:p>
+            <w:pPr>
+              <w:keepNext w:val="0"/>
+              <w:rPr>
+                <w:lang w:val="es-MX"/>
+              </w:rPr>
+            </w:pPr>
+            <w:r>
+              <w:rPr>
+                <w:lang w:val="es-MX"/>
+              </w:rPr>
+              <w:t>servicios/zonas/app.py: consulta de solo lectura de colonias con su centroide; caché de Redis en comun/catalogo.py (cache:catalogo:zonas:*, TTL 300 s).</w:t>
+            </w:r>
+          </w:p>
+        </w:tc>
+      </w:tr>
+      <w:tr>
+        <w:tc>
+          <w:tcPr>
+            <w:tcW w:w="4680" w:type="dxa"/>
+          </w:tcPr>
+          <w:p>
+            <w:pPr>
+              <w:keepNext w:val="0"/>
+            </w:pPr>
+            <w:r>
+              <w:t>Tecnología</w:t>
+            </w:r>
+          </w:p>
+        </w:tc>
+        <w:tc>
+          <w:tcPr>
+            <w:tcW w:w="4680" w:type="dxa"/>
+          </w:tcPr>
+          <w:p>
+            <w:pPr>
+              <w:keepNext w:val="0"/>
+              <w:rPr>
+                <w:lang w:val="es-MX"/>
+              </w:rPr>
+            </w:pPr>
+            <w:r>
+              <w:rPr>
+                <w:lang w:val="es-MX"/>
+              </w:rPr>
+              <w:t>Python 3.12, Flask 3.1.3 y Gunicorn 23.0 (2 workers); psycopg 3.3.5 (PostgreSQL), redis 5.2.1, pymongo 4.18.3, PyJWT 2.10.1, lxml 6.0.2 y defusedxml 0.7.1 (XML y XSD). Versiones fijadas en servicios/requirements.txt.</w:t>
+            </w:r>
+          </w:p>
+        </w:tc>
+      </w:tr>
+      <w:tr>
+        <w:tc>
+          <w:tcPr>
+            <w:tcW w:w="4680" w:type="dxa"/>
+          </w:tcPr>
+          <w:p>
+            <w:pPr>
+              <w:keepNext w:val="0"/>
+            </w:pPr>
+            <w:r>
               <w:t>Endpoints</w:t>
             </w:r>
           </w:p>
@@ -18362,6 +19179,40 @@
                 <w:lang w:val="es-MX"/>
               </w:rPr>
               <w:t>El tablero web obtiene de Zonas el ejemplo XML</w:t>
+            </w:r>
+          </w:p>
+        </w:tc>
+      </w:tr>
+      <w:tr>
+        <w:tc>
+          <w:tcPr>
+            <w:tcW w:w="4680" w:type="dxa"/>
+          </w:tcPr>
+          <w:p>
+            <w:pPr>
+              <w:keepNext w:val="0"/>
+            </w:pPr>
+            <w:r>
+              <w:t>Despliegue</w:t>
+            </w:r>
+          </w:p>
+        </w:tc>
+        <w:tc>
+          <w:tcPr>
+            <w:tcW w:w="4680" w:type="dxa"/>
+          </w:tcPr>
+          <w:p>
+            <w:pPr>
+              <w:keepNext w:val="0"/>
+              <w:rPr>
+                <w:lang w:val="es-MX"/>
+              </w:rPr>
+            </w:pPr>
+            <w:r>
+              <w:rPr>
+                <w:lang w:val="es-MX"/>
+              </w:rPr>
+              <w:t>servicios/zonas/Dockerfile (python:3.12-slim, usuario sin privilegios, Gunicorn con 2 workers y HEALTHCHECK sobre /health); contenedor zonas en el puerto 5108; variables SECRET_KEY, PG_DSN, REDIS_URL y MONGO_URL; arranca cuando migraciones termina y redis y mongo están sanos (docker-compose.integrado.yml).</w:t>
             </w:r>
           </w:p>
         </w:tc>
@@ -18565,6 +19416,74 @@
               <w:keepNext w:val="0"/>
             </w:pPr>
             <w:r>
+              <w:t>Diseño</w:t>
+            </w:r>
+          </w:p>
+        </w:tc>
+        <w:tc>
+          <w:tcPr>
+            <w:tcW w:w="4680" w:type="dxa"/>
+          </w:tcPr>
+          <w:p>
+            <w:pPr>
+              <w:keepNext w:val="0"/>
+              <w:rPr>
+                <w:lang w:val="es-MX"/>
+              </w:rPr>
+            </w:pPr>
+            <w:r>
+              <w:rPr>
+                <w:lang w:val="es-MX"/>
+              </w:rPr>
+              <w:t>servicios/microhubs/app.py: consulta de solo lectura de microhubs con coordenadas, radio y estatus; caché de Redis en comun/catalogo.py (cache:catalogo:microhubs:*, TTL 300 s).</w:t>
+            </w:r>
+          </w:p>
+        </w:tc>
+      </w:tr>
+      <w:tr>
+        <w:tc>
+          <w:tcPr>
+            <w:tcW w:w="4680" w:type="dxa"/>
+          </w:tcPr>
+          <w:p>
+            <w:pPr>
+              <w:keepNext w:val="0"/>
+            </w:pPr>
+            <w:r>
+              <w:t>Tecnología</w:t>
+            </w:r>
+          </w:p>
+        </w:tc>
+        <w:tc>
+          <w:tcPr>
+            <w:tcW w:w="4680" w:type="dxa"/>
+          </w:tcPr>
+          <w:p>
+            <w:pPr>
+              <w:keepNext w:val="0"/>
+              <w:rPr>
+                <w:lang w:val="es-MX"/>
+              </w:rPr>
+            </w:pPr>
+            <w:r>
+              <w:rPr>
+                <w:lang w:val="es-MX"/>
+              </w:rPr>
+              <w:t>Python 3.12, Flask 3.1.3 y Gunicorn 23.0 (2 workers); psycopg 3.3.5 (PostgreSQL), redis 5.2.1, pymongo 4.18.3, PyJWT 2.10.1, lxml 6.0.2 y defusedxml 0.7.1 (XML y XSD). Versiones fijadas en servicios/requirements.txt.</w:t>
+            </w:r>
+          </w:p>
+        </w:tc>
+      </w:tr>
+      <w:tr>
+        <w:tc>
+          <w:tcPr>
+            <w:tcW w:w="4680" w:type="dxa"/>
+          </w:tcPr>
+          <w:p>
+            <w:pPr>
+              <w:keepNext w:val="0"/>
+            </w:pPr>
+            <w:r>
               <w:t>Endpoints</w:t>
             </w:r>
           </w:p>
@@ -18879,6 +19798,40 @@
                 <w:lang w:val="es-MX"/>
               </w:rPr>
               <w:t>Consulta de la red operativa por clientes HTTP</w:t>
+            </w:r>
+          </w:p>
+        </w:tc>
+      </w:tr>
+      <w:tr>
+        <w:tc>
+          <w:tcPr>
+            <w:tcW w:w="4680" w:type="dxa"/>
+          </w:tcPr>
+          <w:p>
+            <w:pPr>
+              <w:keepNext w:val="0"/>
+            </w:pPr>
+            <w:r>
+              <w:t>Despliegue</w:t>
+            </w:r>
+          </w:p>
+        </w:tc>
+        <w:tc>
+          <w:tcPr>
+            <w:tcW w:w="4680" w:type="dxa"/>
+          </w:tcPr>
+          <w:p>
+            <w:pPr>
+              <w:keepNext w:val="0"/>
+              <w:rPr>
+                <w:lang w:val="es-MX"/>
+              </w:rPr>
+            </w:pPr>
+            <w:r>
+              <w:rPr>
+                <w:lang w:val="es-MX"/>
+              </w:rPr>
+              <w:t>servicios/microhubs/Dockerfile (python:3.12-slim, usuario sin privilegios, Gunicorn con 2 workers y HEALTHCHECK sobre /health); contenedor microhubs en el puerto 5109; variables SECRET_KEY, PG_DSN, REDIS_URL y MONGO_URL; arranca cuando migraciones termina y redis y mongo están sanos (docker-compose.integrado.yml).</w:t>
             </w:r>
           </w:p>
         </w:tc>
@@ -19082,6 +20035,74 @@
               <w:keepNext w:val="0"/>
             </w:pPr>
             <w:r>
+              <w:t>Diseño</w:t>
+            </w:r>
+          </w:p>
+        </w:tc>
+        <w:tc>
+          <w:tcPr>
+            <w:tcW w:w="4680" w:type="dxa"/>
+          </w:tcPr>
+          <w:p>
+            <w:pPr>
+              <w:keepNext w:val="0"/>
+              <w:rPr>
+                <w:lang w:val="es-MX"/>
+              </w:rPr>
+            </w:pPr>
+            <w:r>
+              <w:rPr>
+                <w:lang w:val="es-MX"/>
+              </w:rPr>
+              <w:t>servicios/seguimiento/app.py: puntos GPS en lotes de hasta 500 guardados en MongoDB (ubicaciones_entrega, índice 2dsphere) y recorrido por agregación con distancia Haversine; PostgreSQL solo para el ámbito del perfil.</w:t>
+            </w:r>
+          </w:p>
+        </w:tc>
+      </w:tr>
+      <w:tr>
+        <w:tc>
+          <w:tcPr>
+            <w:tcW w:w="4680" w:type="dxa"/>
+          </w:tcPr>
+          <w:p>
+            <w:pPr>
+              <w:keepNext w:val="0"/>
+            </w:pPr>
+            <w:r>
+              <w:t>Tecnología</w:t>
+            </w:r>
+          </w:p>
+        </w:tc>
+        <w:tc>
+          <w:tcPr>
+            <w:tcW w:w="4680" w:type="dxa"/>
+          </w:tcPr>
+          <w:p>
+            <w:pPr>
+              <w:keepNext w:val="0"/>
+              <w:rPr>
+                <w:lang w:val="es-MX"/>
+              </w:rPr>
+            </w:pPr>
+            <w:r>
+              <w:rPr>
+                <w:lang w:val="es-MX"/>
+              </w:rPr>
+              <w:t>Python 3.12, Flask 3.1.3 y Gunicorn 23.0 (2 workers); psycopg 3.3.5 (PostgreSQL), redis 5.2.1, pymongo 4.18.3, PyJWT 2.10.1, lxml 6.0.2 y defusedxml 0.7.1 (XML y XSD). Versiones fijadas en servicios/requirements.txt.</w:t>
+            </w:r>
+          </w:p>
+        </w:tc>
+      </w:tr>
+      <w:tr>
+        <w:tc>
+          <w:tcPr>
+            <w:tcW w:w="4680" w:type="dxa"/>
+          </w:tcPr>
+          <w:p>
+            <w:pPr>
+              <w:keepNext w:val="0"/>
+            </w:pPr>
+            <w:r>
               <w:t>Endpoints</w:t>
             </w:r>
           </w:p>
@@ -19396,6 +20417,40 @@
                 <w:lang w:val="es-MX"/>
               </w:rPr>
               <w:t>El portal obtiene el recorrido de Seguimiento; el cierre permanece en Entregas</w:t>
+            </w:r>
+          </w:p>
+        </w:tc>
+      </w:tr>
+      <w:tr>
+        <w:tc>
+          <w:tcPr>
+            <w:tcW w:w="4680" w:type="dxa"/>
+          </w:tcPr>
+          <w:p>
+            <w:pPr>
+              <w:keepNext w:val="0"/>
+            </w:pPr>
+            <w:r>
+              <w:t>Despliegue</w:t>
+            </w:r>
+          </w:p>
+        </w:tc>
+        <w:tc>
+          <w:tcPr>
+            <w:tcW w:w="4680" w:type="dxa"/>
+          </w:tcPr>
+          <w:p>
+            <w:pPr>
+              <w:keepNext w:val="0"/>
+              <w:rPr>
+                <w:lang w:val="es-MX"/>
+              </w:rPr>
+            </w:pPr>
+            <w:r>
+              <w:rPr>
+                <w:lang w:val="es-MX"/>
+              </w:rPr>
+              <w:t>servicios/seguimiento/Dockerfile (python:3.12-slim, usuario sin privilegios, Gunicorn con 2 workers y HEALTHCHECK sobre /health); contenedor seguimiento en el puerto 5110; variables SECRET_KEY, PG_DSN, REDIS_URL y MONGO_URL; arranca cuando migraciones termina y redis y mongo están sanos (docker-compose.integrado.yml).</w:t>
             </w:r>
           </w:p>
         </w:tc>
@@ -22993,6 +24048,19 @@
       </w:pPr>
       <w:r>
         <w:rPr>
+          <w:lang w:val="es-MX"/>
+        </w:rPr>
+        <w:t>Evidencias complementarias. La corrida principal no ejercitaba tres de las 45 operaciones del código: GET /api/v1/documentos/resumen (DOC-11), GET /api/v1/escenarios (PLA-17) y PUT /api/v1/usuarios/yo (USR-08). Se ejecutaron aparte, el 13 de octubre de 2026 a las 21:34 de Monterrey (03:34 UTC del 14 de octubre), con evidencias.py --complementarias; sus archivos están en evidencias/complementarias/ y los 3 casos pasan. Con ellas las 45 operaciones tienen evidencia; el cruce entre cada operación y sus casos está en servicios/INVENTARIO_ENDPOINTS.md.</w:t>
+      </w:r>
+    </w:p>
+    <w:p>
+      <w:pPr>
+        <w:rPr>
+          <w:lang w:val="es-MX"/>
+        </w:rPr>
+      </w:pPr>
+      <w:r>
+        <w:rPr>
           <w:b/>
           <w:lang w:val="es-MX"/>
         </w:rPr>
@@ -29241,7 +30309,7 @@
               <w:rPr>
                 <w:lang w:val="es-MX"/>
               </w:rPr>
-              <w:t>Enlace por agregar en el apartado 41</w:t>
+              <w:t>Video publicado: https://youtu.be/wEvJhCQN4rM (apartado 41 y README)</w:t>
             </w:r>
           </w:p>
         </w:tc>
@@ -29254,7 +30322,7 @@
               <w:keepNext w:val="0"/>
             </w:pPr>
             <w:r>
-              <w:t>Pendiente</w:t>
+              <w:t>Video cumplido; presentación en clase</w:t>
             </w:r>
           </w:p>
         </w:tc>
@@ -31299,14 +32367,7 @@
               <w:rPr>
                 <w:lang w:val="es-MX"/>
               </w:rPr>
-              <w:t xml:space="preserve">Enlace de YouTube: </w:t>
-            </w:r>
-            <w:r>
-              <w:rPr>
-                <w:i/>
-                <w:lang w:val="es-MX"/>
-              </w:rPr>
-              <w:t>por agregar</w:t>
+              <w:t>Enlace de YouTube: https://youtu.be/wEvJhCQN4rM</w:t>
             </w:r>
           </w:p>
         </w:tc>

--- a/reporte_tecnico/Reporte_Tecnico_Segundo_Parcial_Equipo04.docx
+++ b/reporte_tecnico/Reporte_Tecnico_Segundo_Parcial_Equipo04.docx
@@ -3271,7 +3271,7 @@
               <w:rPr>
                 <w:lang w:val="es-MX"/>
               </w:rPr>
-              <w:t>Web, servicio de pedidos y notificaciones</w:t>
+              <w:t>Web, servicio de pedidos y bandeja de avisos del portal</w:t>
             </w:r>
           </w:p>
         </w:tc>
@@ -3377,7 +3377,7 @@
               <w:rPr>
                 <w:lang w:val="es-MX"/>
               </w:rPr>
-              <w:t>Servicios de entregas, documentos y notificaciones</w:t>
+              <w:t>Servicios de entregas, seguimiento y documentos; avisos en la bandeja del portal</w:t>
             </w:r>
           </w:p>
         </w:tc>
@@ -29303,26 +29303,7 @@
           <w:b/>
           <w:lang w:val="es-MX"/>
         </w:rPr>
-        <w:t>Aplicaciones Android y de escritorio (adicionales)</w:t>
-      </w:r>
-      <w:r>
-        <w:rPr>
-          <w:lang w:val="es-MX"/>
-        </w:rPr>
-        <w:t>: ya se probaron contra estos servicios el 13 de octubre (Android: 47 pruebas unitarias, 3 contra los servicios reales y 7 en emulador; escritorio: 62 comprobaciones y 10 de XSD). Falta ensayar cámara, QR y GPS en un teléfono físico (</w:t>
-      </w:r>
-      <w:r>
-        <w:rPr>
-          <w:rStyle w:val="CodeChar"/>
-          <w:lang w:val="es-MX"/>
-        </w:rPr>
-        <w:t>app_escritorio/PRUEBAS_APPS.md</w:t>
-      </w:r>
-      <w:r>
-        <w:rPr>
-          <w:lang w:val="es-MX"/>
-        </w:rPr>
-        <w:t>).</w:t>
+        <w:t>Aplicaciones Android y de escritorio (adicionales): se probaron contra los diez servicios el 13 de octubre, ya con la separación de responsabilidades (Android: 46 pruebas unitarias y 3 contra los servicios reales, más 7 en emulador que se ejecutaron antes de retirar la bandeja de notificaciones y no se repitieron; escritorio: 64 comprobaciones (35 sin red y 29 contra los servicios) y 10 de XSD). Falta ensayar cámara, QR y GPS en un teléfono físico (app_escritorio/PRUEBAS_APPS.md).</w:t>
       </w:r>
     </w:p>
     <w:p>

--- a/reporte_tecnico/Reporte_Tecnico_Segundo_Parcial_Equipo04.docx
+++ b/reporte_tecnico/Reporte_Tecnico_Segundo_Parcial_Equipo04.docx
@@ -1216,7 +1216,7 @@
               <w:keepNext w:val="0"/>
             </w:pPr>
             <w:r>
-              <w:t>Enlace del video; filas Diseño, Tecnología y Despliegue en las diez fichas de microservicio; evidencias complementarias de DOC-11, PLA-17 y USR-08.</w:t>
+              <w:t>Enlace del video; filas Diseño, Tecnología y Despliegue en las diez fichas; evidencias complementarias de DOC-11, PLA-17 y USR-08; figuras 13 a 26 renovadas contra el despliegue actual; pruebas del repositorio ejecutadas de nuevo.</w:t>
             </w:r>
           </w:p>
         </w:tc>
@@ -11428,73 +11428,7 @@
         <w:rPr>
           <w:lang w:val="es-MX"/>
         </w:rPr>
-        <w:t>La figura 13 conserva una captura histórica del despliegue anterior. Sus cantidades describen ese momento y no el estado actual. La ejecución de evidencias adjunta registra operaciones sobre documentos, ubicaciones_entrega, sincronizaciones_moviles, ejecuciones_analiticas, logs_tecnicos y metricas_servicio; no se asume que sus totales permanezcan constantes.</w:t>
-      </w:r>
-      <w:r>
-        <w:rPr>
-          <w:rStyle w:val="CodeChar"/>
-          <w:lang w:val="es-MX"/>
-        </w:rPr>
-      </w:r>
-      <w:r>
-        <w:rPr>
-          <w:lang w:val="es-MX"/>
-        </w:rPr>
-      </w:r>
-      <w:r>
-        <w:rPr>
-          <w:rStyle w:val="CodeChar"/>
-          <w:lang w:val="es-MX"/>
-        </w:rPr>
-      </w:r>
-      <w:r>
-        <w:rPr>
-          <w:lang w:val="es-MX"/>
-        </w:rPr>
-      </w:r>
-      <w:r>
-        <w:rPr>
-          <w:rStyle w:val="CodeChar"/>
-          <w:lang w:val="es-MX"/>
-        </w:rPr>
-      </w:r>
-      <w:r>
-        <w:rPr>
-          <w:lang w:val="es-MX"/>
-        </w:rPr>
-      </w:r>
-      <w:r>
-        <w:rPr>
-          <w:rStyle w:val="CodeChar"/>
-          <w:lang w:val="es-MX"/>
-        </w:rPr>
-      </w:r>
-      <w:r>
-        <w:rPr>
-          <w:lang w:val="es-MX"/>
-        </w:rPr>
-      </w:r>
-      <w:r>
-        <w:rPr>
-          <w:rStyle w:val="CodeChar"/>
-          <w:lang w:val="es-MX"/>
-        </w:rPr>
-      </w:r>
-      <w:r>
-        <w:rPr>
-          <w:lang w:val="es-MX"/>
-        </w:rPr>
-      </w:r>
-      <w:r>
-        <w:rPr>
-          <w:rStyle w:val="CodeChar"/>
-          <w:lang w:val="es-MX"/>
-        </w:rPr>
-      </w:r>
-      <w:r>
-        <w:rPr>
-          <w:lang w:val="es-MX"/>
-        </w:rPr>
+        <w:t>La figura 13 es la salida real de mongosh sobre el despliegue actual (13 de octubre de 2026, noche); sus cantidades describen ese momento y cambian con cada ejecución. La ejecución de evidencias adjunta registra operaciones sobre documentos, ubicaciones_entrega, sincronizaciones_moviles, ejecuciones_analiticas, logs_tecnicos y metricas_servicio; no se asume que sus totales permanezcan constantes.</w:t>
       </w:r>
     </w:p>
     <w:p>
@@ -11504,7 +11438,7 @@
         </w:rPr>
         <w:drawing>
           <wp:inline distT="0" distB="0" distL="0" distR="0" wp14:anchorId="27D53735" wp14:editId="39B3A9B2">
-            <wp:extent cx="5486400" cy="625032"/>
+            <wp:extent cx="5486400" cy="1100937"/>
             <wp:effectExtent l="0" t="0" r="0" b="0"/>
             <wp:docPr id="2" name="image2" descr="Colecciones de MongoDB con documentos"/>
             <wp:cNvGraphicFramePr/>
@@ -11524,7 +11458,7 @@
                   <pic:spPr>
                     <a:xfrm>
                       <a:off x="0" y="0"/>
-                      <a:ext cx="5486400" cy="625032"/>
+                      <a:ext cx="5486400" cy="1100937"/>
                     </a:xfrm>
                     <a:prstGeom prst="rect">
                       <a:avLst/>
@@ -12493,7 +12427,7 @@
         <w:lastRenderedPageBreak/>
         <w:drawing>
           <wp:inline distT="0" distB="0" distL="0" distR="0" wp14:anchorId="3C81E968" wp14:editId="5EE40928">
-            <wp:extent cx="5486400" cy="981418"/>
+            <wp:extent cx="5486400" cy="2161641"/>
             <wp:effectExtent l="0" t="0" r="0" b="0"/>
             <wp:docPr id="3" name="image3" descr="Claves de Redis en uso"/>
             <wp:cNvGraphicFramePr/>
@@ -12513,7 +12447,7 @@
                   <pic:spPr>
                     <a:xfrm>
                       <a:off x="0" y="0"/>
-                      <a:ext cx="5486400" cy="981418"/>
+                      <a:ext cx="5486400" cy="2161641"/>
                     </a:xfrm>
                     <a:prstGeom prst="rect">
                       <a:avLst/>
@@ -23237,7 +23171,7 @@
         </w:rPr>
         <w:drawing>
           <wp:inline distT="0" distB="0" distL="0" distR="0" wp14:anchorId="6D401D38" wp14:editId="4FADD771">
-            <wp:extent cx="5486400" cy="5115752"/>
+            <wp:extent cx="5452927" cy="7680960"/>
             <wp:effectExtent l="0" t="0" r="0" b="0"/>
             <wp:docPr id="4" name="image4" descr="Swagger: login ejecutado"/>
             <wp:cNvGraphicFramePr/>
@@ -23257,7 +23191,7 @@
                   <pic:spPr>
                     <a:xfrm>
                       <a:off x="0" y="0"/>
-                      <a:ext cx="5486400" cy="5115752"/>
+                      <a:ext cx="5452927" cy="7680960"/>
                     </a:xfrm>
                     <a:prstGeom prst="rect">
                       <a:avLst/>
@@ -23305,7 +23239,7 @@
         <w:lastRenderedPageBreak/>
         <w:drawing>
           <wp:inline distT="0" distB="0" distL="0" distR="0" wp14:anchorId="5B2EEBAE" wp14:editId="3214660D">
-            <wp:extent cx="5486400" cy="5724540"/>
+            <wp:extent cx="5104687" cy="7680960"/>
             <wp:effectExtent l="0" t="0" r="0" b="0"/>
             <wp:docPr id="5" name="image5" descr="Swagger: mis entregas con Bearer"/>
             <wp:cNvGraphicFramePr/>
@@ -23325,7 +23259,7 @@
                   <pic:spPr>
                     <a:xfrm>
                       <a:off x="0" y="0"/>
-                      <a:ext cx="5486400" cy="5724540"/>
+                      <a:ext cx="5104687" cy="7680960"/>
                     </a:xfrm>
                     <a:prstGeom prst="rect">
                       <a:avLst/>
@@ -23402,84 +23336,7 @@
         <w:rPr>
           <w:lang w:val="es-MX"/>
         </w:rPr>
-        <w:t>El archivo evidencias/evidencias.md indica una ejecución del 13 de octubre de 2026 a las 21:27 UTC (15:27 de Monterrey). evidencias.json y pruebas.md registran 93 casos aprobados de 93 sobre los diez servicios. Se conserva la solicitud, respuesta, código HTTP, tiempo, traza y comprobación de datos de cada caso. Esta actualización analiza esa evidencia adjunta y no afirma haber vuelto a ejecutar los servicios.</w:t>
-      </w:r>
-      <w:r>
-        <w:rPr>
-          <w:rStyle w:val="CodeChar"/>
-          <w:lang w:val="es-MX"/>
-        </w:rPr>
-      </w:r>
-      <w:r>
-        <w:rPr>
-          <w:lang w:val="es-MX"/>
-        </w:rPr>
-      </w:r>
-      <w:r>
-        <w:rPr>
-          <w:rStyle w:val="CodeChar"/>
-          <w:lang w:val="es-MX"/>
-        </w:rPr>
-      </w:r>
-      <w:r>
-        <w:rPr>
-          <w:lang w:val="es-MX"/>
-        </w:rPr>
-      </w:r>
-      <w:r>
-        <w:rPr>
-          <w:b/>
-          <w:lang w:val="es-MX"/>
-        </w:rPr>
-      </w:r>
-      <w:r>
-        <w:rPr>
-          <w:lang w:val="es-MX"/>
-        </w:rPr>
-      </w:r>
-      <w:r>
-        <w:rPr>
-          <w:rStyle w:val="CodeChar"/>
-          <w:lang w:val="es-MX"/>
-        </w:rPr>
-      </w:r>
-      <w:r>
-        <w:rPr>
-          <w:lang w:val="es-MX"/>
-        </w:rPr>
-      </w:r>
-      <w:r>
-        <w:rPr>
-          <w:rStyle w:val="CodeChar"/>
-          <w:lang w:val="es-MX"/>
-        </w:rPr>
-      </w:r>
-      <w:r>
-        <w:rPr>
-          <w:lang w:val="es-MX"/>
-        </w:rPr>
-      </w:r>
-      <w:r>
-        <w:rPr>
-          <w:rStyle w:val="CodeChar"/>
-          <w:lang w:val="es-MX"/>
-        </w:rPr>
-      </w:r>
-      <w:r>
-        <w:rPr>
-          <w:lang w:val="es-MX"/>
-        </w:rPr>
-      </w:r>
-      <w:r>
-        <w:rPr>
-          <w:rStyle w:val="CodeChar"/>
-          <w:lang w:val="es-MX"/>
-        </w:rPr>
-      </w:r>
-      <w:r>
-        <w:rPr>
-          <w:lang w:val="es-MX"/>
-        </w:rPr>
+        <w:t>El archivo evidencias/evidencias.md indica una ejecución del 13 de octubre de 2026 a las 21:27 UTC (15:27 de Monterrey). evidencias.json y pruebas.md registran 93 casos aprobados de 93 sobre los diez servicios. Se conserva la solicitud, respuesta, código HTTP, tiempo, traza y comprobación de datos de cada caso. Los 93 casos de esa corrida no se reemplazan; las figuras 13 a 26 sí se renovaron ejecutando los servicios.</w:t>
       </w:r>
     </w:p>
     <w:tbl>
@@ -23956,7 +23813,7 @@
         <w:lastRenderedPageBreak/>
         <w:drawing>
           <wp:inline distT="0" distB="0" distL="0" distR="0" wp14:anchorId="539BD384" wp14:editId="1C0E6425">
-            <wp:extent cx="5486400" cy="4531360"/>
+            <wp:extent cx="5486400" cy="3899001"/>
             <wp:effectExtent l="0" t="0" r="0" b="0"/>
             <wp:docPr id="6" name="image6" descr="93 de 93 casos pasan"/>
             <wp:cNvGraphicFramePr/>
@@ -23976,7 +23833,7 @@
                   <pic:spPr>
                     <a:xfrm>
                       <a:off x="0" y="0"/>
-                      <a:ext cx="5486400" cy="4531360"/>
+                      <a:ext cx="5486400" cy="3899001"/>
                     </a:xfrm>
                     <a:prstGeom prst="rect">
                       <a:avLst/>
@@ -24521,7 +24378,7 @@
         <w:rPr>
           <w:lang w:val="es-MX"/>
         </w:rPr>
-        <w:t>Las capturas manuales previas se conservan como evidencia histórica. La evidencia vigente para las rutas GPS es SEG-01 y SEG-02, bajo /api/v1/seguimiento/{id}; las rutas antiguas bajo /entregas/{id}/ubicaciones o /recorrido ya no corresponden al contrato desplegado.</w:t>
+        <w:t>Las capturas del anexo E2 se renovaron contra el despliegue actual; la figura 25 muestra el flujo completo con el servicio de seguimiento. La evidencia vigente para las rutas GPS es SEG-01 y SEG-02, bajo /api/v1/seguimiento/{id}; las rutas antiguas bajo /entregas/{id}/ubicaciones o /recorrido ya no corresponden al contrato desplegado.</w:t>
       </w:r>
     </w:p>
     <w:p>
@@ -24960,7 +24817,7 @@
         </w:rPr>
         <w:drawing>
           <wp:inline distT="0" distB="0" distL="0" distR="0" wp14:anchorId="6F249636" wp14:editId="69A38D5A">
-            <wp:extent cx="5486400" cy="6597111"/>
+            <wp:extent cx="5366609" cy="7680960"/>
             <wp:effectExtent l="0" t="0" r="0" b="0"/>
             <wp:docPr id="7" name="image7" descr="Pantalla Microservicios del web"/>
             <wp:cNvGraphicFramePr/>
@@ -24980,7 +24837,7 @@
                   <pic:spPr>
                     <a:xfrm>
                       <a:off x="0" y="0"/>
-                      <a:ext cx="5486400" cy="6597111"/>
+                      <a:ext cx="5366609" cy="7680960"/>
                     </a:xfrm>
                     <a:prstGeom prst="rect">
                       <a:avLst/>
@@ -25015,7 +24872,7 @@
         <w:lastRenderedPageBreak/>
         <w:drawing>
           <wp:inline distT="0" distB="0" distL="0" distR="0" wp14:anchorId="427299BA" wp14:editId="41803ADA">
-            <wp:extent cx="5486400" cy="7355330"/>
+            <wp:extent cx="4704128" cy="7680960"/>
             <wp:effectExtent l="0" t="0" r="0" b="0"/>
             <wp:docPr id="8" name="image8" descr="Pedido armado por los servicios"/>
             <wp:cNvGraphicFramePr/>
@@ -25035,7 +24892,7 @@
                   <pic:spPr>
                     <a:xfrm>
                       <a:off x="0" y="0"/>
-                      <a:ext cx="5486400" cy="7355330"/>
+                      <a:ext cx="4704128" cy="7680960"/>
                     </a:xfrm>
                     <a:prstGeom prst="rect">
                       <a:avLst/>
@@ -25059,20 +24916,7 @@
           <w:i/>
           <w:lang w:val="es-MX"/>
         </w:rPr>
-        <w:t>Figura 19. Pedido armado por el web con los servicios de pedidos, entregas y documentos: historial de estados, recorrido GPS y evidencia de la entrega.</w:t>
-      </w:r>
-      <w:r>
-        <w:rPr>
-          <w:rStyle w:val="CodeChar"/>
-          <w:i/>
-          <w:lang w:val="es-MX"/>
-        </w:rPr>
-      </w:r>
-      <w:r>
-        <w:rPr>
-          <w:i/>
-          <w:lang w:val="es-MX"/>
-        </w:rPr>
+        <w:t>Figura 19. Pedido armado por el web con los servicios de pedidos, entregas, seguimiento y documentos: historial de estados, recorrido GPS y evidencia de la entrega.</w:t>
       </w:r>
     </w:p>
     <w:p>
@@ -25534,7 +25378,7 @@
         <w:lastRenderedPageBreak/>
         <w:drawing>
           <wp:inline distT="0" distB="0" distL="0" distR="0" wp14:anchorId="6F5EA591" wp14:editId="1D02ACDB">
-            <wp:extent cx="5486400" cy="5324627"/>
+            <wp:extent cx="5486400" cy="7020877"/>
             <wp:effectExtent l="0" t="0" r="0" b="0"/>
             <wp:docPr id="9" name="image9" descr="Reportes con Highcharts"/>
             <wp:cNvGraphicFramePr/>
@@ -25554,7 +25398,7 @@
                   <pic:spPr>
                     <a:xfrm>
                       <a:off x="0" y="0"/>
-                      <a:ext cx="5486400" cy="5324627"/>
+                      <a:ext cx="5486400" cy="7020877"/>
                     </a:xfrm>
                     <a:prstGeom prst="rect">
                       <a:avLst/>
@@ -25947,7 +25791,7 @@
         <w:lastRenderedPageBreak/>
         <w:drawing>
           <wp:inline distT="0" distB="0" distL="0" distR="0" wp14:anchorId="0AAE06BC" wp14:editId="5144FE1D">
-            <wp:extent cx="5486400" cy="5420806"/>
+            <wp:extent cx="5486400" cy="7329487"/>
             <wp:effectExtent l="0" t="0" r="0" b="0"/>
             <wp:docPr id="10" name="image10" descr="Cobertura y mapa"/>
             <wp:cNvGraphicFramePr/>
@@ -25967,7 +25811,7 @@
                   <pic:spPr>
                     <a:xfrm>
                       <a:off x="0" y="0"/>
-                      <a:ext cx="5486400" cy="5420806"/>
+                      <a:ext cx="5486400" cy="7329487"/>
                     </a:xfrm>
                     <a:prstGeom prst="rect">
                       <a:avLst/>
@@ -26002,7 +25846,7 @@
         <w:lastRenderedPageBreak/>
         <w:drawing>
           <wp:inline distT="0" distB="0" distL="0" distR="0" wp14:anchorId="5ED571A1" wp14:editId="3D751830">
-            <wp:extent cx="5486400" cy="5091694"/>
+            <wp:extent cx="4545366" cy="7680959"/>
             <wp:effectExtent l="0" t="0" r="0" b="0"/>
             <wp:docPr id="11" name="image11" descr="Simulación de operación"/>
             <wp:cNvGraphicFramePr/>
@@ -26022,7 +25866,7 @@
                   <pic:spPr>
                     <a:xfrm>
                       <a:off x="0" y="0"/>
-                      <a:ext cx="5486400" cy="5091694"/>
+                      <a:ext cx="4545366" cy="7680959"/>
                     </a:xfrm>
                     <a:prstGeom prst="rect">
                       <a:avLst/>
@@ -26876,7 +26720,7 @@
         </w:rPr>
         <w:drawing>
           <wp:inline distT="0" distB="0" distL="0" distR="0" wp14:anchorId="502DB617" wp14:editId="04AF633B">
-            <wp:extent cx="5486400" cy="914400"/>
+            <wp:extent cx="5486400" cy="2311603"/>
             <wp:effectExtent l="0" t="0" r="0" b="0"/>
             <wp:docPr id="12" name="image12" descr="Contenedores sanos"/>
             <wp:cNvGraphicFramePr/>
@@ -26896,7 +26740,7 @@
                   <pic:spPr>
                     <a:xfrm>
                       <a:off x="0" y="0"/>
-                      <a:ext cx="5486400" cy="914400"/>
+                      <a:ext cx="5486400" cy="2311603"/>
                     </a:xfrm>
                     <a:prstGeom prst="rect">
                       <a:avLst/>
@@ -27062,7 +26906,7 @@
         <w:lastRenderedPageBreak/>
         <w:drawing>
           <wp:inline distT="0" distB="0" distL="0" distR="0" wp14:anchorId="577E7DDD" wp14:editId="2AAF604D">
-            <wp:extent cx="5486400" cy="5572875"/>
+            <wp:extent cx="5486400" cy="5062061"/>
             <wp:effectExtent l="0" t="0" r="0" b="0"/>
             <wp:docPr id="13" name="image13" descr="Bitácora con eventos de los servicios"/>
             <wp:cNvGraphicFramePr/>
@@ -27082,7 +26926,7 @@
                   <pic:spPr>
                     <a:xfrm>
                       <a:off x="0" y="0"/>
-                      <a:ext cx="5486400" cy="5572875"/>
+                      <a:ext cx="5486400" cy="5062061"/>
                     </a:xfrm>
                     <a:prstGeom prst="rect">
                       <a:avLst/>
@@ -27106,7 +26950,7 @@
           <w:i/>
           <w:lang w:val="es-MX"/>
         </w:rPr>
-        <w:t>Figura 24. Bitácora del web: el login «Inicio de sesión por API (PowerShell)», la modificación de la entrega 129 y el cambio del pedido 1 a entregado, hechos por el repartidor a través de los microservicios.</w:t>
+        <w:t>Figura 24. Bitácora del web: el login «Inicio de sesión por API (PowerShell)», la modificación de la entrega 142 y el cambio del pedido 166 a entregado, hechos por el repartidor a través de los microservicios.</w:t>
       </w:r>
     </w:p>
     <w:p>
@@ -27302,7 +27146,7 @@
               <w:keepNext w:val="0"/>
             </w:pPr>
             <w:r>
-              <w:t>Resultado previo reportado; no reejecutado en esta revisión</w:t>
+              <w:t>14 pruebas aprobadas (13 de octubre de 2026)</w:t>
             </w:r>
           </w:p>
         </w:tc>
@@ -27315,7 +27159,7 @@
               <w:keepNext w:val="0"/>
             </w:pPr>
             <w:r>
-              <w:t>Histórico</w:t>
+              <w:t>Aprobada</w:t>
             </w:r>
           </w:p>
         </w:tc>
@@ -27407,7 +27251,7 @@
               <w:keepNext w:val="0"/>
             </w:pPr>
             <w:r>
-              <w:t>Resultado previo reportado; no reejecutado en esta revisión</w:t>
+              <w:t>7 pruebas aprobadas (13 de octubre de 2026)</w:t>
             </w:r>
           </w:p>
         </w:tc>
@@ -27420,7 +27264,7 @@
               <w:keepNext w:val="0"/>
             </w:pPr>
             <w:r>
-              <w:t>Histórico</w:t>
+              <w:t>Aprobada</w:t>
             </w:r>
           </w:p>
         </w:tc>
@@ -27512,7 +27356,7 @@
               <w:keepNext w:val="0"/>
             </w:pPr>
             <w:r>
-              <w:t>Resultado previo reportado; no reejecutado en esta revisión</w:t>
+              <w:t>5 pruebas aprobadas (13 de octubre de 2026)</w:t>
             </w:r>
           </w:p>
         </w:tc>
@@ -27525,7 +27369,7 @@
               <w:keepNext w:val="0"/>
             </w:pPr>
             <w:r>
-              <w:t>Histórico</w:t>
+              <w:t>Aprobada</w:t>
             </w:r>
           </w:p>
         </w:tc>
@@ -27693,7 +27537,7 @@
               <w:keepNext w:val="0"/>
             </w:pPr>
             <w:r>
-              <w:t>Resultado previo reportado; no reejecutado en esta revisión</w:t>
+              <w:t>35 pruebas aprobadas (13 de octubre de 2026)</w:t>
             </w:r>
           </w:p>
         </w:tc>
@@ -27706,7 +27550,7 @@
               <w:keepNext w:val="0"/>
             </w:pPr>
             <w:r>
-              <w:t>Histórico</w:t>
+              <w:t>Aprobada</w:t>
             </w:r>
           </w:p>
         </w:tc>
@@ -27995,7 +27839,7 @@
               <w:keepNext w:val="0"/>
             </w:pPr>
             <w:r>
-              <w:t>Resultado previo reportado; no reejecutado en esta revisión</w:t>
+              <w:t>26 verificaciones PASA y ROLLBACK (13 de octubre de 2026)</w:t>
             </w:r>
           </w:p>
         </w:tc>
@@ -28008,7 +27852,7 @@
               <w:keepNext w:val="0"/>
             </w:pPr>
             <w:r>
-              <w:t>Histórico</w:t>
+              <w:t>Aprobada</w:t>
             </w:r>
           </w:p>
         </w:tc>
@@ -28084,7 +27928,7 @@
               <w:keepNext w:val="0"/>
             </w:pPr>
             <w:r>
-              <w:t>Compose revisado; renovar captura del entorno</w:t>
+              <w:t>15 contenedores definidos: 14 sanos y migraciones en Exited (0); ver figura 23</w:t>
             </w:r>
           </w:p>
         </w:tc>
@@ -28097,7 +27941,7 @@
               <w:keepNext w:val="0"/>
             </w:pPr>
             <w:r>
-              <w:t>Por verificar</w:t>
+              <w:t>Verificado</w:t>
             </w:r>
           </w:p>
         </w:tc>
@@ -28140,7 +27984,7 @@
         <w:rPr>
           <w:lang w:val="es-MX"/>
         </w:rPr>
-        <w:t>Flujo documentado con los casos de la ejecución adjunta del 13 de octubre de 2026. Las capturas manuales de la versión anterior se conservan identificadas como históricas.</w:t>
+        <w:t>Flujo documentado con los casos de la ejecución adjunta del 13 de octubre de 2026. Las capturas del anexo E2 se renovaron el 13 de octubre de 2026 contra el despliegue de diez servicios.</w:t>
       </w:r>
     </w:p>
     <w:p>
@@ -28407,7 +28251,7 @@
         <w:rPr>
           <w:lang w:val="es-MX"/>
         </w:rPr>
-        <w:t>Evidencia vigente: anexo E1. Capturas manuales históricas: anexo E2.</w:t>
+        <w:t>Evidencia vigente: anexo E1. Capturas renovadas: anexo E2.</w:t>
       </w:r>
     </w:p>
     <w:p>
@@ -28418,7 +28262,7 @@
         <w:lastRenderedPageBreak/>
         <w:drawing>
           <wp:inline distT="0" distB="0" distL="0" distR="0" wp14:anchorId="250E3BB9" wp14:editId="2E15E234">
-            <wp:extent cx="5486400" cy="2898189"/>
+            <wp:extent cx="5486400" cy="4376210"/>
             <wp:effectExtent l="0" t="0" r="0" b="0"/>
             <wp:docPr id="14" name="image14" descr="Cierre desde PowerShell"/>
             <wp:cNvGraphicFramePr/>
@@ -28438,7 +28282,7 @@
                   <pic:spPr>
                     <a:xfrm>
                       <a:off x="0" y="0"/>
-                      <a:ext cx="5486400" cy="2898189"/>
+                      <a:ext cx="5486400" cy="4376210"/>
                     </a:xfrm>
                     <a:prstGeom prst="rect">
                       <a:avLst/>
@@ -28498,7 +28342,7 @@
         </w:rPr>
         <w:drawing>
           <wp:inline distT="0" distB="0" distL="0" distR="0" wp14:anchorId="1893AEFF" wp14:editId="74AD38C3">
-            <wp:extent cx="5486400" cy="2543694"/>
+            <wp:extent cx="5486400" cy="2336006"/>
             <wp:effectExtent l="0" t="0" r="0" b="0"/>
             <wp:docPr id="15" name="image15" descr="Aviso a la clienta"/>
             <wp:cNvGraphicFramePr/>
@@ -28518,7 +28362,7 @@
                   <pic:spPr>
                     <a:xfrm>
                       <a:off x="0" y="0"/>
-                      <a:ext cx="5486400" cy="2543694"/>
+                      <a:ext cx="5486400" cy="2336006"/>
                     </a:xfrm>
                     <a:prstGeom prst="rect">
                       <a:avLst/>
@@ -30105,7 +29949,7 @@
               <w:keepNext w:val="0"/>
             </w:pPr>
             <w:r>
-              <w:t>10 Dockerfiles y Compose con 15 contenedores definidos</w:t>
+              <w:t>10 Dockerfiles y Compose con 15 contenedores definidos, levantados y sanos</w:t>
             </w:r>
           </w:p>
         </w:tc>
@@ -30118,7 +29962,7 @@
               <w:keepNext w:val="0"/>
             </w:pPr>
             <w:r>
-              <w:t>Configurado; renovar captura</w:t>
+              <w:t>Cumplido; ver figura 23</w:t>
             </w:r>
           </w:p>
         </w:tc>
@@ -30183,7 +30027,7 @@
               <w:keepNext w:val="0"/>
             </w:pPr>
             <w:r>
-              <w:t>Suites presentes; resultados previos y evidencia adjunta</w:t>
+              <w:t>Cumplido; suites ejecutadas el 13 de octubre de 2026 y evidencia adjunta</w:t>
             </w:r>
           </w:p>
         </w:tc>
@@ -30363,7 +30207,7 @@
               <w:keepNext w:val="0"/>
             </w:pPr>
             <w:r>
-              <w:t>Evidencia adjunta; capturas manuales históricas</w:t>
+              <w:t>Evidencia adjunta; capturas renovadas</w:t>
             </w:r>
           </w:p>
         </w:tc>
@@ -32151,7 +31995,7 @@
               <w:rPr>
                 <w:lang w:val="es-MX"/>
               </w:rPr>
-              <w:t>Capturas manuales históricas y diagramas vigentes; consultar capturas/LEEME.md</w:t>
+              <w:t>Capturas renovadas y diagramas vigentes; consultar capturas/LEEME.md</w:t>
             </w:r>
           </w:p>
         </w:tc>

--- a/reporte_tecnico/Reporte_Tecnico_Segundo_Parcial_Equipo04.docx
+++ b/reporte_tecnico/Reporte_Tecnico_Segundo_Parcial_Equipo04.docx
@@ -802,18 +802,7 @@
         <w:rPr>
           <w:lang w:val="es-MX"/>
         </w:rPr>
-        <w:t>Este documento técnico integral actualiza el Segundo Parcial con base en el ZIP proyecto-integracion-main (3).zip. La versión 4.2 describe diez microservicios y los contratos vigentes. Los resultados provienen de las evidencias incluidas en ese ZIP; esta revisión documental no representa una nueva ejecución del sistema. Los documentos del Primer Parcial conservan su carácter histórico.</w:t>
-      </w:r>
-      <w:r>
-        <w:rPr>
-          <w:rStyle w:val="CodeChar"/>
-          <w:lang w:val="es-MX"/>
-        </w:rPr>
-      </w:r>
-      <w:r>
-        <w:rPr>
-          <w:lang w:val="es-MX"/>
-        </w:rPr>
+        <w:t>Este documento reúne el trabajo del Primer y del Segundo Parcial. Describe la plataforma tal como quedó, con diez microservicios, y los contratos JSON y XML que usan. Las cifras de pruebas y evidencias son de las ejecuciones del 13 de octubre de 2026. Los documentos del Primer Parcial se conservan como antecedente.</w:t>
       </w:r>
     </w:p>
     <w:p>
@@ -875,7 +864,7 @@
           </w:tcPr>
           <w:p>
             <w:r>
-              <w:t>Aportación previamente documentada</w:t>
+              <w:t>Aportación</w:t>
             </w:r>
           </w:p>
         </w:tc>
@@ -1066,7 +1055,7 @@
               <w:rPr>
                 <w:lang w:val="es-MX"/>
               </w:rPr>
-              <w:t>Contrato v1 consumido por las aplicaciones Android y de escritorio (trabajo adicional a esta entrega); integración del módulo de planeación</w:t>
+              <w:t>Contrato v1 consumido por las aplicaciones Android y de escritorio (trabajo adicional a esta entrega); integración del módulo de planeación; separación de catálogos y GPS en servicios propios, evidencias complementarias y capturas del Segundo Parcial</w:t>
             </w:r>
           </w:p>
         </w:tc>
@@ -1107,7 +1096,7 @@
               <w:keepNext w:val="0"/>
             </w:pPr>
             <w:r>
-              <w:t xml:space="preserve">Reporte técnico y presentación</w:t>
+              <w:t>Reporte técnico, presentación y video de la presentación</w:t>
             </w:r>
           </w:p>
         </w:tc>
@@ -1216,7 +1205,7 @@
               <w:keepNext w:val="0"/>
             </w:pPr>
             <w:r>
-              <w:t>Enlace del video; filas Diseño, Tecnología y Despliegue en las diez fichas; evidencias complementarias de DOC-11, PLA-17 y USR-08; figuras 13 a 26 renovadas contra el despliegue actual; pruebas del repositorio ejecutadas de nuevo.</w:t>
+              <w:t>Enlace del video, filas Diseño, Tecnología y Despliegue en las diez fichas, tres evidencias complementarias, figuras 13 a 26 nuevas, actores y cifras de pruebas al día.</w:t>
             </w:r>
           </w:p>
         </w:tc>
@@ -1257,7 +1246,7 @@
               <w:keepNext w:val="0"/>
             </w:pPr>
             <w:r>
-              <w:t>Refactorización a diez servicios, fichas de Productos, Zonas, Microhubs y Seguimiento, rutas GPS, 45 operaciones, evidencia vigente y capturas históricas identificadas.</w:t>
+              <w:t>Separación en diez servicios, fichas de Productos, Zonas, Microhubs y Seguimiento, rutas GPS, 45 operaciones y evidencia de 93 casos.</w:t>
             </w:r>
           </w:p>
         </w:tc>
@@ -1798,7 +1787,7 @@
         <w:rPr>
           <w:lang w:val="es-MX"/>
         </w:rPr>
-        <w:t>La ejecución adjunta del 13 de octubre de 2026 registra 93 de 93 casos aprobados sobre los diez servicios. El repositorio también contiene 14 pruebas unitarias, 7 de contrato y 5 de integración web de los servicios. Los resultados de otras suites que se conservan en este reporte corresponden a verificaciones previas documentadas, no a una nueva corrida en esta actualización.</w:t>
+        <w:t>La ejecución del 13 de octubre de 2026 registra 93 de 93 casos aprobados sobre los diez servicios, más 3 casos complementarios. El repositorio también tiene 14 pruebas unitarias, 7 de contrato y 5 de integración web de los servicios; las volvimos a correr ese día y pasan. Los dos scripts de extremo a extremo del web y las pruebas de emulador de Android no se repitieron después de los cambios.</w:t>
       </w:r>
     </w:p>
     <w:p>
@@ -26677,40 +26666,7 @@
         <w:rPr>
           <w:lang w:val="es-MX"/>
         </w:rPr>
-        <w:t>El Compose vigente define diez servicios, web, tres bases y migraciones. El estado esperado es 14 contenedores de ejecución continua y migraciones en Exited (0). La figura 23 documenta la versión anterior; para acreditar el estado actual se debe volver a capturar docker compose ps -a en el entorno del equipo.</w:t>
-      </w:r>
-      <w:r>
-        <w:rPr>
-          <w:rStyle w:val="CodeChar"/>
-          <w:lang w:val="es-MX"/>
-        </w:rPr>
-      </w:r>
-      <w:r>
-        <w:rPr>
-          <w:lang w:val="es-MX"/>
-        </w:rPr>
-      </w:r>
-      <w:r>
-        <w:rPr>
-          <w:rStyle w:val="CodeChar"/>
-          <w:lang w:val="es-MX"/>
-        </w:rPr>
-      </w:r>
-      <w:r>
-        <w:rPr>
-          <w:lang w:val="es-MX"/>
-        </w:rPr>
-      </w:r>
-      <w:r>
-        <w:rPr>
-          <w:rStyle w:val="CodeChar"/>
-          <w:lang w:val="es-MX"/>
-        </w:rPr>
-      </w:r>
-      <w:r>
-        <w:rPr>
-          <w:lang w:val="es-MX"/>
-        </w:rPr>
+        <w:t>El Compose define diez servicios, el web, tres bases de datos y un contenedor de migraciones. Al levantarlo quedan 14 contenedores en ejecución y las migraciones terminan con Exited (0). La figura 23 es el resultado de docker compose ps -a en nuestro equipo; el web aparece en el puerto 5051 porque el 5000 estaba ocupado.</w:t>
       </w:r>
     </w:p>
     <w:p>
@@ -27647,7 +27603,7 @@
               <w:keepNext w:val="0"/>
             </w:pPr>
             <w:r>
-              <w:t>Resultado previo reportado; no reejecutado en esta revisión</w:t>
+              <w:t>No se volvió a ejecutar después de los cambios</w:t>
             </w:r>
           </w:p>
         </w:tc>
@@ -27660,7 +27616,7 @@
               <w:keepNext w:val="0"/>
             </w:pPr>
             <w:r>
-              <w:t>Histórico</w:t>
+              <w:t>Sin repetir</w:t>
             </w:r>
           </w:p>
         </w:tc>
@@ -27746,7 +27702,7 @@
               <w:keepNext w:val="0"/>
             </w:pPr>
             <w:r>
-              <w:t>Resultado previo reportado; no reejecutado en esta revisión</w:t>
+              <w:t>No se volvió a ejecutar después de los cambios</w:t>
             </w:r>
           </w:p>
         </w:tc>
@@ -27759,7 +27715,7 @@
               <w:keepNext w:val="0"/>
             </w:pPr>
             <w:r>
-              <w:t>Histórico</w:t>
+              <w:t>Sin repetir</w:t>
             </w:r>
           </w:p>
         </w:tc>
@@ -27957,7 +27913,7 @@
         <w:rPr>
           <w:lang w:val="es-MX"/>
         </w:rPr>
-        <w:t>Las pruebas de contrato recorren login, consulta, evidencia, GPS mediante Seguimiento, cierre, reintento, conflicto y cierre de sesión. Las pruebas usan MongoDB simulado; sus validadores requieren una comprobación con MongoDB real. Los 93 casos del anexo E1 son la ejecución guardada que se analizó para esta revisión.</w:t>
+        <w:t>Las pruebas de contrato recorren login, consulta, evidencia, GPS mediante Seguimiento, cierre, reintento, conflicto y cierre de sesión. Usan MongoDB simulado, así que los validadores de MongoDB solo se comprueban con la base real. Los 93 casos del anexo E1 se ejecutaron contra los servicios en Docker, con las tres bases reales.</w:t>
       </w:r>
     </w:p>
     <w:p>
@@ -29084,13 +29040,13 @@
           <w:b/>
           <w:lang w:val="es-MX"/>
         </w:rPr>
-        <w:t>Catálogo en caché hasta 5 minutos</w:t>
-      </w:r>
-      <w:r>
-        <w:rPr>
-          <w:lang w:val="es-MX"/>
-        </w:rPr>
-        <w:t>: invalidar al editar desde el web.</w:t>
+        <w:t>Base de datos compartida</w:t>
+      </w:r>
+      <w:r>
+        <w:rPr>
+          <w:lang w:val="es-MX"/>
+        </w:rPr>
+        <w:t>: los diez servicios usan el mismo PostgreSQL y el cierre de una entrega escribe en entrega, pedido, historial y avisos dentro de una sola transacción. Separar los datos por servicio pide eventos o llamadas entre servicios; queda para el siguiente parcial.</w:t>
       </w:r>
     </w:p>
     <w:p>
@@ -29109,26 +29065,13 @@
           <w:b/>
           <w:lang w:val="es-MX"/>
         </w:rPr>
-        <w:t>Secretos de demostración</w:t>
-      </w:r>
-      <w:r>
-        <w:rPr>
-          <w:lang w:val="es-MX"/>
-        </w:rPr>
-        <w:t xml:space="preserve">: clave común de las cuentas y </w:t>
-      </w:r>
-      <w:r>
-        <w:rPr>
-          <w:rStyle w:val="CodeChar"/>
-          <w:lang w:val="es-MX"/>
-        </w:rPr>
-        <w:t>SECRET_KEY</w:t>
-      </w:r>
-      <w:r>
-        <w:rPr>
-          <w:lang w:val="es-MX"/>
-        </w:rPr>
-        <w:t xml:space="preserve"> por omisión; cambiarlos fuera de desarrollo.</w:t>
+        <w:t>Planeación</w:t>
+      </w:r>
+      <w:r>
+        <w:rPr>
+          <w:lang w:val="es-MX"/>
+        </w:rPr>
+        <w:t xml:space="preserve"> copia nucleo.py, planeacion.py y planeacion_calc.py del web a su imagen para dar los mismos números que el portal; falta moverlos a una biblioteca común.</w:t>
       </w:r>
     </w:p>
     <w:p>
@@ -29147,7 +29090,126 @@
           <w:b/>
           <w:lang w:val="es-MX"/>
         </w:rPr>
-        <w:t>Aplicaciones Android y de escritorio (adicionales): se probaron contra los diez servicios el 13 de octubre, ya con la separación de responsabilidades (Android: 46 pruebas unitarias y 3 contra los servicios reales, más 7 en emulador que se ejecutaron antes de retirar la bandeja de notificaciones y no se repitieron; escritorio: 64 comprobaciones (35 sin red y 29 contra los servicios) y 10 de XSD). Falta ensayar cámara, QR y GPS en un teléfono físico (app_escritorio/PRUEBAS_APPS.md).</w:t>
+        <w:t>Entregas</w:t>
+      </w:r>
+      <w:r>
+        <w:rPr>
+          <w:lang w:val="es-MX"/>
+        </w:rPr>
+        <w:t xml:space="preserve"> comprueba las evidencias leyendo la colección documentos de MongoDB; lo correcto sería preguntarle al servicio de documentos.</w:t>
+      </w:r>
+    </w:p>
+    <w:p>
+      <w:pPr>
+        <w:pStyle w:val="ListParagraph"/>
+        <w:numPr>
+          <w:ilvl w:val="0"/>
+          <w:numId w:val="7"/>
+        </w:numPr>
+        <w:rPr>
+          <w:lang w:val="es-MX"/>
+        </w:rPr>
+      </w:pPr>
+      <w:r>
+        <w:rPr>
+          <w:b/>
+          <w:lang w:val="es-MX"/>
+        </w:rPr>
+        <w:t>Seguimiento</w:t>
+      </w:r>
+      <w:r>
+        <w:rPr>
+          <w:lang w:val="es-MX"/>
+        </w:rPr>
+        <w:t xml:space="preserve"> consulta las tablas entrega y pedido para saber qué perfil puede ver cada recorrido.</w:t>
+      </w:r>
+    </w:p>
+    <w:p>
+      <w:pPr>
+        <w:pStyle w:val="ListParagraph"/>
+        <w:numPr>
+          <w:ilvl w:val="0"/>
+          <w:numId w:val="7"/>
+        </w:numPr>
+        <w:rPr>
+          <w:lang w:val="es-MX"/>
+        </w:rPr>
+      </w:pPr>
+      <w:r>
+        <w:rPr>
+          <w:b/>
+          <w:lang w:val="es-MX"/>
+        </w:rPr>
+        <w:t>Catálogo en caché hasta 5 minutos</w:t>
+      </w:r>
+      <w:r>
+        <w:rPr>
+          <w:lang w:val="es-MX"/>
+        </w:rPr>
+        <w:t>: invalidar al editar desde el web.</w:t>
+      </w:r>
+    </w:p>
+    <w:p>
+      <w:pPr>
+        <w:pStyle w:val="ListParagraph"/>
+        <w:numPr>
+          <w:ilvl w:val="0"/>
+          <w:numId w:val="7"/>
+        </w:numPr>
+        <w:rPr>
+          <w:lang w:val="es-MX"/>
+        </w:rPr>
+      </w:pPr>
+      <w:r>
+        <w:rPr>
+          <w:b/>
+          <w:lang w:val="es-MX"/>
+        </w:rPr>
+        <w:t>Secretos de demostración</w:t>
+      </w:r>
+      <w:r>
+        <w:rPr>
+          <w:lang w:val="es-MX"/>
+        </w:rPr>
+        <w:t xml:space="preserve">: clave común de las cuentas y </w:t>
+      </w:r>
+      <w:r>
+        <w:rPr>
+          <w:rStyle w:val="CodeChar"/>
+          <w:lang w:val="es-MX"/>
+        </w:rPr>
+        <w:t>SECRET_KEY</w:t>
+      </w:r>
+      <w:r>
+        <w:rPr>
+          <w:lang w:val="es-MX"/>
+        </w:rPr>
+        <w:t xml:space="preserve"> por omisión; cambiarlos fuera de desarrollo.</w:t>
+      </w:r>
+    </w:p>
+    <w:p>
+      <w:pPr>
+        <w:pStyle w:val="ListParagraph"/>
+        <w:numPr>
+          <w:ilvl w:val="0"/>
+          <w:numId w:val="7"/>
+        </w:numPr>
+        <w:rPr>
+          <w:lang w:val="es-MX"/>
+        </w:rPr>
+      </w:pPr>
+      <w:r>
+        <w:rPr>
+          <w:b/>
+          <w:lang w:val="es-MX"/>
+        </w:rPr>
+        <w:t>Aplicaciones Android y de escritorio (adicionales)</w:t>
+      </w:r>
+      <w:r>
+        <w:rPr>
+          <w:lang w:val="es-MX"/>
+        </w:rPr>
+        <w:t>: las dos se probaron contra los diez servicios el 13 de octubre. Android: 46 pruebas unitarias y 3 contra los servicios reales; las 7 de emulador son anteriores al retiro de la bandeja de notificaciones y no se repitieron. Escritorio: 64 comprobaciones (35 sin red y 29 contra los servicios) y 10 de XSD. Falta ensayar cámara, QR y GPS en un teléfono físico (app_escritorio/PRUEBAS_APPS.md).</w:t>
       </w:r>
     </w:p>
     <w:p>
@@ -30346,7 +30408,7 @@
               <w:rPr>
                 <w:lang w:val="es-MX"/>
               </w:rPr>
-              <w:t>Aportación previamente documentada</w:t>
+              <w:t>Aportación</w:t>
             </w:r>
           </w:p>
         </w:tc>
@@ -30360,7 +30422,7 @@
               <w:keepNext w:val="0"/>
             </w:pPr>
             <w:r>
-              <w:t>Evidencia Git histórica, sin nueva verificación</w:t>
+              <w:t>Evidencia en Git</w:t>
             </w:r>
           </w:p>
         </w:tc>
@@ -30407,25 +30469,7 @@
               <w:keepNext w:val="0"/>
             </w:pPr>
             <w:r>
-              <w:t xml:space="preserve">Commits </w:t>
-            </w:r>
-            <w:r>
-              <w:rPr>
-                <w:rStyle w:val="CodeChar"/>
-              </w:rPr>
-              <w:t>1cfc05b</w:t>
-            </w:r>
-            <w:r>
-              <w:t xml:space="preserve"> y </w:t>
-            </w:r>
-            <w:r>
-              <w:rPr>
-                <w:rStyle w:val="CodeChar"/>
-              </w:rPr>
-              <w:t>392c413</w:t>
-            </w:r>
-            <w:r>
-              <w:t xml:space="preserve"> (autor)</w:t>
+              <w:t>Commits 1cfc05b y 392c413 (autor); PR #9, #13 y #14</w:t>
             </w:r>
           </w:p>
         </w:tc>
@@ -30638,7 +30682,7 @@
               <w:keepNext w:val="0"/>
             </w:pPr>
             <w:r>
-              <w:t xml:space="preserve">PR #1, #3, #5, #6 e interfaz Android</w:t>
+              <w:t>PR #1, #3, #5, #6 e interfaz Android; PR #8, #10, #11, #12, #15, #16 y #17</w:t>
             </w:r>
           </w:p>
         </w:tc>
@@ -30679,7 +30723,7 @@
               <w:keepNext w:val="0"/>
             </w:pPr>
             <w:r>
-              <w:t xml:space="preserve">Documentos de la entrega</w:t>
+              <w:t>Video: commits 51f923a y d13a13b</w:t>
             </w:r>
           </w:p>
         </w:tc>
@@ -30703,40 +30747,7 @@
         <w:rPr>
           <w:lang w:val="es-MX"/>
         </w:rPr>
-        <w:t>Repositorio declarado por el equipo: https://github.com/mauro-castp/proyecto-integracion. La tabla conserva los PR y commits documentados previamente como historial. El ZIP recibido no permite verificar nuevos commits de esta refactorización; no se asignan hashes ni autorías nuevas.</w:t>
-      </w:r>
-      <w:r>
-        <w:rPr>
-          <w:rStyle w:val="CodeChar"/>
-          <w:lang w:val="es-MX"/>
-        </w:rPr>
-      </w:r>
-      <w:r>
-        <w:rPr>
-          <w:lang w:val="es-MX"/>
-        </w:rPr>
-      </w:r>
-      <w:r>
-        <w:rPr>
-          <w:rStyle w:val="CodeChar"/>
-          <w:lang w:val="es-MX"/>
-        </w:rPr>
-      </w:r>
-      <w:r>
-        <w:rPr>
-          <w:lang w:val="es-MX"/>
-        </w:rPr>
-      </w:r>
-      <w:r>
-        <w:rPr>
-          <w:rStyle w:val="CodeChar"/>
-          <w:lang w:val="es-MX"/>
-        </w:rPr>
-      </w:r>
-      <w:r>
-        <w:rPr>
-          <w:lang w:val="es-MX"/>
-        </w:rPr>
+        <w:t>Repositorio: https://github.com/mauro-castp/proyecto-integracion. La tabla lista los PR y commits del proyecto. Los PR #12 a #17 son los del Segundo Parcial: separación en diez servicios, documentación, evidencias complementarias, cifras de pruebas y capturas nuevas.</w:t>
       </w:r>
     </w:p>
     <w:tbl>
@@ -31026,7 +31037,7 @@
               <w:rPr>
                 <w:lang w:val="es-MX"/>
               </w:rPr>
-              <w:t xml:space="preserve">Ocho microservicios, compose integrado, migración 08, pruebas de contrato</w:t>
+              <w:t>Primera versión de los microservicios (eran ocho), compose integrado, migración 08, pruebas de contrato</w:t>
             </w:r>
           </w:p>
         </w:tc>
@@ -31133,6 +31144,324 @@
                 <w:lang w:val="es-MX"/>
               </w:rPr>
               <w:t xml:space="preserve">Integración web–servicios, evidencias, Dockerfile por servicio, pruebas unitarias</w:t>
+            </w:r>
+          </w:p>
+        </w:tc>
+      </w:tr>
+      <w:tr>
+        <w:tc>
+          <w:tcPr>
+            <w:tcW w:w="3120" w:type="dxa"/>
+          </w:tcPr>
+          <w:p>
+            <w:pPr>
+              <w:keepNext w:val="0"/>
+            </w:pPr>
+            <w:r>
+              <w:rPr>
+                <w:rStyle w:val="CodeChar"/>
+              </w:rPr>
+              <w:t>PR #10</w:t>
+            </w:r>
+          </w:p>
+        </w:tc>
+        <w:tc>
+          <w:tcPr>
+            <w:tcW w:w="3120" w:type="dxa"/>
+          </w:tcPr>
+          <w:p>
+            <w:pPr>
+              <w:keepNext w:val="0"/>
+            </w:pPr>
+            <w:r>
+              <w:rPr>
+                <w:rStyle w:val="CodeChar"/>
+              </w:rPr>
+              <w:t>ruth-reporte-anexos</w:t>
+            </w:r>
+          </w:p>
+        </w:tc>
+        <w:tc>
+          <w:tcPr>
+            <w:tcW w:w="3120" w:type="dxa"/>
+          </w:tcPr>
+          <w:p>
+            <w:pPr>
+              <w:keepNext w:val="0"/>
+              <w:rPr>
+                <w:lang w:val="es-MX"/>
+              </w:rPr>
+            </w:pPr>
+            <w:r>
+              <w:rPr>
+                <w:lang w:val="es-MX"/>
+              </w:rPr>
+              <w:t>Diagramas del Segundo Parcial y anexos E1 y E2</w:t>
+            </w:r>
+          </w:p>
+        </w:tc>
+      </w:tr>
+      <w:tr>
+        <w:tc>
+          <w:tcPr>
+            <w:tcW w:w="3120" w:type="dxa"/>
+          </w:tcPr>
+          <w:p>
+            <w:pPr>
+              <w:keepNext w:val="0"/>
+            </w:pPr>
+            <w:r>
+              <w:rPr>
+                <w:rStyle w:val="CodeChar"/>
+              </w:rPr>
+              <w:t>PR #11</w:t>
+            </w:r>
+          </w:p>
+        </w:tc>
+        <w:tc>
+          <w:tcPr>
+            <w:tcW w:w="3120" w:type="dxa"/>
+          </w:tcPr>
+          <w:p>
+            <w:pPr>
+              <w:keepNext w:val="0"/>
+            </w:pPr>
+            <w:r>
+              <w:rPr>
+                <w:rStyle w:val="CodeChar"/>
+              </w:rPr>
+              <w:t>ruth-reporte-segundo-parcial</w:t>
+            </w:r>
+          </w:p>
+        </w:tc>
+        <w:tc>
+          <w:tcPr>
+            <w:tcW w:w="3120" w:type="dxa"/>
+          </w:tcPr>
+          <w:p>
+            <w:pPr>
+              <w:keepNext w:val="0"/>
+              <w:rPr>
+                <w:lang w:val="es-MX"/>
+              </w:rPr>
+            </w:pPr>
+            <w:r>
+              <w:rPr>
+                <w:lang w:val="es-MX"/>
+              </w:rPr>
+              <w:t>Reporte técnico, versión 4.1</w:t>
+            </w:r>
+          </w:p>
+        </w:tc>
+      </w:tr>
+      <w:tr>
+        <w:tc>
+          <w:tcPr>
+            <w:tcW w:w="3120" w:type="dxa"/>
+          </w:tcPr>
+          <w:p>
+            <w:pPr>
+              <w:keepNext w:val="0"/>
+            </w:pPr>
+            <w:r>
+              <w:rPr>
+                <w:rStyle w:val="CodeChar"/>
+              </w:rPr>
+              <w:t>PR #12</w:t>
+            </w:r>
+          </w:p>
+        </w:tc>
+        <w:tc>
+          <w:tcPr>
+            <w:tcW w:w="3120" w:type="dxa"/>
+          </w:tcPr>
+          <w:p>
+            <w:pPr>
+              <w:keepNext w:val="0"/>
+            </w:pPr>
+            <w:r>
+              <w:rPr>
+                <w:rStyle w:val="CodeChar"/>
+              </w:rPr>
+              <w:t>ruth-microservicios-granulares</w:t>
+            </w:r>
+          </w:p>
+        </w:tc>
+        <w:tc>
+          <w:tcPr>
+            <w:tcW w:w="3120" w:type="dxa"/>
+          </w:tcPr>
+          <w:p>
+            <w:pPr>
+              <w:keepNext w:val="0"/>
+              <w:rPr>
+                <w:lang w:val="es-MX"/>
+              </w:rPr>
+            </w:pPr>
+            <w:r>
+              <w:rPr>
+                <w:lang w:val="es-MX"/>
+              </w:rPr>
+              <w:t>Catálogos en Productos, Zonas y Microhubs; GPS en Seguimiento; sin servicio de notificaciones; diez servicios</w:t>
+            </w:r>
+          </w:p>
+        </w:tc>
+      </w:tr>
+      <w:tr>
+        <w:tc>
+          <w:tcPr>
+            <w:tcW w:w="3120" w:type="dxa"/>
+          </w:tcPr>
+          <w:p>
+            <w:pPr>
+              <w:keepNext w:val="0"/>
+            </w:pPr>
+            <w:r>
+              <w:rPr>
+                <w:rStyle w:val="CodeChar"/>
+              </w:rPr>
+              <w:t>PR #13 y #14</w:t>
+            </w:r>
+          </w:p>
+        </w:tc>
+        <w:tc>
+          <w:tcPr>
+            <w:tcW w:w="3120" w:type="dxa"/>
+          </w:tcPr>
+          <w:p>
+            <w:pPr>
+              <w:keepNext w:val="0"/>
+            </w:pPr>
+            <w:r>
+              <w:rPr>
+                <w:rStyle w:val="CodeChar"/>
+              </w:rPr>
+              <w:t>documentacion-segundo-parcial, reporte-sin-capturas-historicas</w:t>
+            </w:r>
+          </w:p>
+        </w:tc>
+        <w:tc>
+          <w:tcPr>
+            <w:tcW w:w="3120" w:type="dxa"/>
+          </w:tcPr>
+          <w:p>
+            <w:pPr>
+              <w:keepNext w:val="0"/>
+              <w:rPr>
+                <w:lang w:val="es-MX"/>
+              </w:rPr>
+            </w:pPr>
+            <w:r>
+              <w:rPr>
+                <w:lang w:val="es-MX"/>
+              </w:rPr>
+              <w:t>Reporte 4.2 con diez fichas, diagramas, presentación de 31 diapositivas e inventario de endpoints</w:t>
+            </w:r>
+          </w:p>
+        </w:tc>
+      </w:tr>
+      <w:tr>
+        <w:tc>
+          <w:tcPr>
+            <w:tcW w:w="3120" w:type="dxa"/>
+          </w:tcPr>
+          <w:p>
+            <w:pPr>
+              <w:keepNext w:val="0"/>
+            </w:pPr>
+            <w:r>
+              <w:rPr>
+                <w:rStyle w:val="CodeChar"/>
+              </w:rPr>
+              <w:t>PR #15, #16 y #17</w:t>
+            </w:r>
+          </w:p>
+        </w:tc>
+        <w:tc>
+          <w:tcPr>
+            <w:tcW w:w="3120" w:type="dxa"/>
+          </w:tcPr>
+          <w:p>
+            <w:pPr>
+              <w:keepNext w:val="0"/>
+            </w:pPr>
+            <w:r>
+              <w:rPr>
+                <w:rStyle w:val="CodeChar"/>
+              </w:rPr>
+              <w:t>ruth-cierre-faltantes, ruth-ajustes-actores-cifras, ruth-capturas-renovadas</w:t>
+            </w:r>
+          </w:p>
+        </w:tc>
+        <w:tc>
+          <w:tcPr>
+            <w:tcW w:w="3120" w:type="dxa"/>
+          </w:tcPr>
+          <w:p>
+            <w:pPr>
+              <w:keepNext w:val="0"/>
+              <w:rPr>
+                <w:lang w:val="es-MX"/>
+              </w:rPr>
+            </w:pPr>
+            <w:r>
+              <w:rPr>
+                <w:lang w:val="es-MX"/>
+              </w:rPr>
+              <w:t>Enlace del video, evidencias complementarias, fichas completas, cifras de pruebas, actores y capturas 13 a 26 nuevas</w:t>
+            </w:r>
+          </w:p>
+        </w:tc>
+      </w:tr>
+      <w:tr>
+        <w:tc>
+          <w:tcPr>
+            <w:tcW w:w="3120" w:type="dxa"/>
+          </w:tcPr>
+          <w:p>
+            <w:pPr>
+              <w:keepNext w:val="0"/>
+            </w:pPr>
+            <w:r>
+              <w:rPr>
+                <w:rStyle w:val="CodeChar"/>
+              </w:rPr>
+              <w:t>51f923a, d13a13b</w:t>
+            </w:r>
+          </w:p>
+        </w:tc>
+        <w:tc>
+          <w:tcPr>
+            <w:tcW w:w="3120" w:type="dxa"/>
+          </w:tcPr>
+          <w:p>
+            <w:pPr>
+              <w:keepNext w:val="0"/>
+            </w:pPr>
+            <w:r>
+              <w:rPr>
+                <w:rStyle w:val="CodeChar"/>
+              </w:rPr>
+              <w:t>main</w:t>
+            </w:r>
+          </w:p>
+        </w:tc>
+        <w:tc>
+          <w:tcPr>
+            <w:tcW w:w="3120" w:type="dxa"/>
+          </w:tcPr>
+          <w:p>
+            <w:pPr>
+              <w:keepNext w:val="0"/>
+              <w:rPr>
+                <w:lang w:val="es-MX"/>
+              </w:rPr>
+            </w:pPr>
+            <w:r>
+              <w:rPr>
+                <w:lang w:val="es-MX"/>
+              </w:rPr>
+              <w:t>Enlace del video en YouTube</w:t>
             </w:r>
           </w:p>
         </w:tc>
@@ -31461,7 +31790,7 @@
         <w:rPr>
           <w:lang w:val="es-MX"/>
         </w:rPr>
-        <w:t>Los contratos y ejemplos compartidos reducen diferencias entre clientes y servicios, pero la documentación debe actualizarse cuando cambia la distribución de responsabilidades. Esta revisión alinea diez servicios, sus rutas y evidencia adjunta. Quedan pruebas de despliegue en el entorno del equipo, renovación de capturas, TLS, nube y mejoras de operación.</w:t>
+        <w:t>Los contratos y ejemplos compartidos reducen las diferencias entre clientes y servicios, pero hay que actualizar la documentación cada vez que cambia el reparto de responsabilidades, como pasó en este parcial. Para el siguiente parcial quedan TLS, la nube, servir Swagger, Highcharts y Leaflet desde el propio contenedor y separar los datos de cada servicio.</w:t>
       </w:r>
     </w:p>
     <w:p>
